--- a/7 семестр/Проектирование автоматизированных систем управления организаций атомной отрасли/Практическая работа №1/ВраженкоДО.docx
+++ b/7 семестр/Проектирование автоматизированных систем управления организаций атомной отрасли/Практическая работа №1/ВраженкоДО.docx
@@ -1,45 +1,40 @@
 
 <file path=word/document.xml><?xml version="1.0" encoding="utf-8"?>
-<w:document xmlns:o="urn:schemas-microsoft-com:office:office" xmlns:r="http://schemas.openxmlformats.org/officeDocument/2006/relationships" xmlns:v="urn:schemas-microsoft-com:vml" xmlns:w="http://schemas.openxmlformats.org/wordprocessingml/2006/main" xmlns:w10="urn:schemas-microsoft-com:office:word" xmlns:wp="http://schemas.openxmlformats.org/drawingml/2006/wordprocessingDrawing" xmlns:pic="http://schemas.openxmlformats.org/drawingml/2006/picture" xmlns:wps="http://schemas.microsoft.com/office/word/2010/wordprocessingShape" xmlns:wpg="http://schemas.microsoft.com/office/word/2010/wordprocessingGroup" xmlns:mc="http://schemas.openxmlformats.org/markup-compatibility/2006" xmlns:wp14="http://schemas.microsoft.com/office/word/2010/wordprocessingDrawing" xmlns:w14="http://schemas.microsoft.com/office/word/2010/wordml" xmlns:w15="http://schemas.microsoft.com/office/word/2012/wordml" mc:Ignorable="w14 wp14 w15">
+<w:document xmlns:wpc="http://schemas.microsoft.com/office/word/2010/wordprocessingCanvas" xmlns:cx="http://schemas.microsoft.com/office/drawing/2014/chartex" xmlns:cx1="http://schemas.microsoft.com/office/drawing/2015/9/8/chartex" xmlns:cx2="http://schemas.microsoft.com/office/drawing/2015/10/21/chartex" xmlns:cx3="http://schemas.microsoft.com/office/drawing/2016/5/9/chartex" xmlns:cx4="http://schemas.microsoft.com/office/drawing/2016/5/10/chartex" xmlns:cx5="http://schemas.microsoft.com/office/drawing/2016/5/11/chartex" xmlns:cx6="http://schemas.microsoft.com/office/drawing/2016/5/12/chartex" xmlns:cx7="http://schemas.microsoft.com/office/drawing/2016/5/13/chartex" xmlns:cx8="http://schemas.microsoft.com/office/drawing/2016/5/14/chartex" xmlns:mc="http://schemas.openxmlformats.org/markup-compatibility/2006" xmlns:aink="http://schemas.microsoft.com/office/drawing/2016/ink" xmlns:am3d="http://schemas.microsoft.com/office/drawing/2017/model3d" xmlns:o="urn:schemas-microsoft-com:office:office" xmlns:oel="http://schemas.microsoft.com/office/2019/extlst" xmlns:r="http://schemas.openxmlformats.org/officeDocument/2006/relationships" xmlns:m="http://schemas.openxmlformats.org/officeDocument/2006/math" xmlns:v="urn:schemas-microsoft-com:vml" xmlns:wp14="http://schemas.microsoft.com/office/word/2010/wordprocessingDrawing" xmlns:wp="http://schemas.openxmlformats.org/drawingml/2006/wordprocessingDrawing" xmlns:w10="urn:schemas-microsoft-com:office:word" xmlns:w="http://schemas.openxmlformats.org/wordprocessingml/2006/main" xmlns:w14="http://schemas.microsoft.com/office/word/2010/wordml" xmlns:w15="http://schemas.microsoft.com/office/word/2012/wordml" xmlns:w16cex="http://schemas.microsoft.com/office/word/2018/wordml/cex" xmlns:w16cid="http://schemas.microsoft.com/office/word/2016/wordml/cid" xmlns:w16="http://schemas.microsoft.com/office/word/2018/wordml" xmlns:w16du="http://schemas.microsoft.com/office/word/2023/wordml/word16du" xmlns:w16sdtdh="http://schemas.microsoft.com/office/word/2020/wordml/sdtdatahash" xmlns:w16sdtfl="http://schemas.microsoft.com/office/word/2024/wordml/sdtformatlock" xmlns:w16se="http://schemas.microsoft.com/office/word/2015/wordml/symex" xmlns:wpg="http://schemas.microsoft.com/office/word/2010/wordprocessingGroup" xmlns:wpi="http://schemas.microsoft.com/office/word/2010/wordprocessingInk" xmlns:wne="http://schemas.microsoft.com/office/word/2006/wordml" xmlns:wps="http://schemas.microsoft.com/office/word/2010/wordprocessingShape" mc:Ignorable="w14 w15 w16se w16cid w16 w16cex w16sdtdh w16sdtfl w16du wp14">
   <w:body>
     <w:tbl>
       <w:tblPr>
         <w:tblW w:w="5000" w:type="pct"/>
-        <w:jc w:val="start"/>
-        <w:tblInd w:w="0" w:type="dxa"/>
         <w:tblLayout w:type="fixed"/>
         <w:tblCellMar>
-          <w:top w:w="0" w:type="dxa"/>
-          <w:start w:w="0" w:type="dxa"/>
-          <w:bottom w:w="0" w:type="dxa"/>
-          <w:end w:w="0" w:type="dxa"/>
+          <w:left w:w="0" w:type="dxa"/>
+          <w:right w:w="0" w:type="dxa"/>
         </w:tblCellMar>
-        <w:tblLook w:val="04a0" w:firstRow="1" w:noVBand="1" w:lastRow="0" w:firstColumn="1" w:lastColumn="0" w:noHBand="0"/>
+        <w:tblLook w:val="04A0" w:firstRow="1" w:lastRow="0" w:firstColumn="1" w:lastColumn="0" w:noHBand="0" w:noVBand="1"/>
       </w:tblPr>
       <w:tblGrid>
         <w:gridCol w:w="9639"/>
       </w:tblGrid>
       <w:tr>
         <w:trPr>
-          <w:trHeight w:val="180" w:hRule="atLeast"/>
           <w:cantSplit/>
+          <w:trHeight w:val="180"/>
         </w:trPr>
         <w:tc>
           <w:tcPr>
             <w:tcW w:w="9639" w:type="dxa"/>
-            <w:tcBorders/>
-          </w:tcPr>
-          <w:p>
-            <w:pPr>
-              <w:pStyle w:val="Normal"/>
-              <w:spacing w:lineRule="auto" w:line="360" w:before="60" w:after="0"/>
+          </w:tcPr>
+          <w:p>
+            <w:pPr>
+              <w:spacing w:before="60" w:line="360" w:lineRule="auto"/>
               <w:jc w:val="center"/>
-              <w:rPr/>
-            </w:pPr>
-            <w:r>
-              <w:rPr/>
+            </w:pPr>
+            <w:r>
+              <w:rPr>
+                <w:noProof/>
+              </w:rPr>
               <w:drawing>
-                <wp:inline distT="0" distB="0" distL="0" distR="0">
+                <wp:inline distT="0" distB="0" distL="0" distR="0" wp14:anchorId="5E9DD277" wp14:editId="679FFA1E">
                   <wp:extent cx="1066800" cy="1066800"/>
                   <wp:effectExtent l="0" t="0" r="0" b="0"/>
                   <wp:docPr id="1" name="Рисунок 3"/>
@@ -56,7 +51,7 @@
                           </pic:cNvPicPr>
                         </pic:nvPicPr>
                         <pic:blipFill>
-                          <a:blip r:embed="rId2"/>
+                          <a:blip r:embed="rId5"/>
                           <a:stretch>
                             <a:fillRect/>
                           </a:stretch>
@@ -80,10 +75,8 @@
           </w:p>
           <w:p>
             <w:pPr>
-              <w:pStyle w:val="Normal"/>
-              <w:spacing w:lineRule="auto" w:line="360" w:before="62" w:after="0"/>
+              <w:spacing w:before="62" w:line="360" w:lineRule="auto"/>
               <w:jc w:val="center"/>
-              <w:rPr/>
             </w:pPr>
             <w:r>
               <w:rPr>
@@ -97,27 +90,28 @@
       </w:tr>
       <w:tr>
         <w:trPr>
-          <w:trHeight w:val="1417" w:hRule="atLeast"/>
           <w:cantSplit/>
+          <w:trHeight w:val="1417"/>
         </w:trPr>
         <w:tc>
           <w:tcPr>
             <w:tcW w:w="9639" w:type="dxa"/>
-            <w:tcBorders/>
-          </w:tcPr>
-          <w:p>
-            <w:pPr>
-              <w:pStyle w:val="BodyText"/>
-              <w:spacing w:lineRule="auto" w:line="216"/>
-              <w:ind w:hanging="0"/>
+          </w:tcPr>
+          <w:p>
+            <w:pPr>
+              <w:pStyle w:val="a5"/>
+              <w:spacing w:line="216" w:lineRule="auto"/>
+              <w:ind w:firstLine="0"/>
               <w:jc w:val="center"/>
-              <w:rPr/>
-            </w:pPr>
-            <w:r>
-              <w:rPr/>
+            </w:pPr>
+            <w:r>
               <w:t>Федеральное государственное бюджетное образовательное учреждение</w:t>
+            </w:r>
+            <w:r>
               <w:br/>
               <w:t>высшего образования</w:t>
+            </w:r>
+            <w:r>
               <w:br/>
             </w:r>
             <w:r>
@@ -147,10 +141,8 @@
           </w:p>
           <w:p>
             <w:pPr>
-              <w:pStyle w:val="Normal"/>
-              <w:spacing w:lineRule="auto" w:line="360"/>
+              <w:spacing w:line="360" w:lineRule="auto"/>
               <w:jc w:val="center"/>
-              <w:rPr/>
             </w:pPr>
             <w:r>
               <w:rPr>
@@ -158,43 +150,37 @@
                 <w:sz w:val="32"/>
                 <w:szCs w:val="32"/>
               </w:rPr>
-              <w:t xml:space="preserve"> </w:t>
-            </w:r>
-            <w:r>
-              <w:rPr>
+              <w:t xml:space="preserve"> РТУ МИРЭА</w:t>
+            </w:r>
+            <w:r>
+              <w:rPr>
+                <w:rFonts w:cs="Times New Roman"/>
                 <w:b/>
                 <w:sz w:val="32"/>
                 <w:szCs w:val="32"/>
               </w:rPr>
-              <w:t>РТУ МИРЭА</w:t>
+              <w:t xml:space="preserve"> </w:t>
             </w:r>
             <w:r>
               <w:rPr>
                 <w:rFonts w:cs="Times New Roman"/>
                 <w:b/>
-                <w:sz w:val="32"/>
-                <w:szCs w:val="32"/>
-              </w:rPr>
-              <w:t xml:space="preserve"> </w:t>
-            </w:r>
-            <w:r>
-              <w:rPr>
-                <w:rFonts w:cs="Times New Roman"/>
-                <w:b/>
+                <w:noProof/>
                 <w:sz w:val="32"/>
                 <w:szCs w:val="32"/>
               </w:rPr>
               <mc:AlternateContent>
                 <mc:Choice Requires="wps">
                   <w:drawing>
-                    <wp:inline distT="0" distB="0" distL="0" distR="0" wp14:anchorId="0C0B119B">
+                    <wp:inline distT="0" distB="0" distL="0" distR="0" wp14:anchorId="0C0B119B" wp14:editId="7F4B3766">
                       <wp:extent cx="5600700" cy="1270"/>
                       <wp:effectExtent l="114300" t="0" r="114300" b="0"/>
                       <wp:docPr id="2" name="Прямая соединительная линия 2"/>
+                      <wp:cNvGraphicFramePr/>
                       <a:graphic xmlns:a="http://schemas.openxmlformats.org/drawingml/2006/main">
                         <a:graphicData uri="http://schemas.microsoft.com/office/word/2010/wordprocessingShape">
                           <wps:wsp>
-                            <wps:cNvSpPr/>
+                            <wps:cNvCnPr/>
                             <wps:spPr>
                               <a:xfrm flipV="1">
                                 <a:off x="0" y="0"/>
@@ -211,9 +197,15 @@
                               </a:ln>
                             </wps:spPr>
                             <wps:style>
-                              <a:lnRef idx="0"/>
-                              <a:fillRef idx="0"/>
-                              <a:effectRef idx="0"/>
+                              <a:lnRef idx="0">
+                                <a:scrgbClr r="0" g="0" b="0"/>
+                              </a:lnRef>
+                              <a:fillRef idx="0">
+                                <a:scrgbClr r="0" g="0" b="0"/>
+                              </a:fillRef>
+                              <a:effectRef idx="0">
+                                <a:scrgbClr r="0" g="0" b="0"/>
+                              </a:effectRef>
                               <a:fontRef idx="minor"/>
                             </wps:style>
                             <wps:bodyPr/>
@@ -223,7 +215,7 @@
                     </wp:inline>
                   </w:drawing>
                 </mc:Choice>
-                <mc:Fallback>
+                <mc:Fallback xmlns:pic="http://schemas.openxmlformats.org/drawingml/2006/picture">
                   <w:pict>
                     <v:line id="shape_0" from="0pt,-0.15pt" to="440.95pt,-0.1pt" stroked="t" o:allowincell="f" style="position:absolute;flip:y;mso-position-vertical:top" wp14:anchorId="0C0B119B">
                       <v:stroke color="black" weight="38160" joinstyle="round" endcap="flat"/>
@@ -240,9 +232,7 @@
     </w:tbl>
     <w:p>
       <w:pPr>
-        <w:pStyle w:val="Normal"/>
         <w:jc w:val="center"/>
-        <w:rPr/>
       </w:pPr>
       <w:r>
         <w:rPr>
@@ -255,9 +245,7 @@
     </w:p>
     <w:p>
       <w:pPr>
-        <w:pStyle w:val="Normal"/>
         <w:jc w:val="center"/>
-        <w:rPr/>
       </w:pPr>
       <w:r>
         <w:rPr>
@@ -265,46 +253,64 @@
           <w:b/>
           <w:szCs w:val="28"/>
         </w:rPr>
-        <w:t>Кафедра информационных технологий в атомной энергетике (ИТАЭ)</w:t>
-      </w:r>
-    </w:p>
-    <w:p>
-      <w:pPr>
-        <w:pStyle w:val="Normal"/>
-        <w:jc w:val="center"/>
+        <w:t>Кафедра информационных технологий в атомной энергетике (</w:t>
+      </w:r>
+      <w:proofErr w:type="spellStart"/>
+      <w:r>
         <w:rPr>
           <w:rFonts w:cs="Times New Roman"/>
           <w:b/>
-        </w:rPr>
-      </w:pPr>
+          <w:szCs w:val="28"/>
+        </w:rPr>
+        <w:t>ИТ</w:t>
+      </w:r>
       <w:r>
         <w:rPr>
           <w:rFonts w:cs="Times New Roman"/>
           <w:b/>
-        </w:rPr>
-      </w:r>
-    </w:p>
-    <w:p>
-      <w:pPr>
-        <w:pStyle w:val="Normal"/>
-        <w:jc w:val="center"/>
+          <w:szCs w:val="28"/>
+        </w:rPr>
+        <w:t>в</w:t>
+      </w:r>
+      <w:r>
         <w:rPr>
           <w:rFonts w:cs="Times New Roman"/>
           <w:b/>
-        </w:rPr>
-      </w:pPr>
+          <w:szCs w:val="28"/>
+        </w:rPr>
+        <w:t>АЭ</w:t>
+      </w:r>
+      <w:proofErr w:type="spellEnd"/>
       <w:r>
         <w:rPr>
           <w:rFonts w:cs="Times New Roman"/>
           <w:b/>
-        </w:rPr>
-      </w:r>
-    </w:p>
-    <w:p>
-      <w:pPr>
-        <w:pStyle w:val="Normal"/>
+          <w:szCs w:val="28"/>
+        </w:rPr>
+        <w:t>)</w:t>
+      </w:r>
+    </w:p>
+    <w:p>
+      <w:pPr>
         <w:jc w:val="center"/>
-        <w:rPr/>
+        <w:rPr>
+          <w:rFonts w:cs="Times New Roman"/>
+          <w:b/>
+        </w:rPr>
+      </w:pPr>
+    </w:p>
+    <w:p>
+      <w:pPr>
+        <w:jc w:val="center"/>
+        <w:rPr>
+          <w:rFonts w:cs="Times New Roman"/>
+          <w:b/>
+        </w:rPr>
+      </w:pPr>
+    </w:p>
+    <w:p>
+      <w:pPr>
+        <w:jc w:val="center"/>
       </w:pPr>
       <w:r>
         <w:rPr>
@@ -318,9 +324,7 @@
     </w:p>
     <w:p>
       <w:pPr>
-        <w:pStyle w:val="Normal"/>
         <w:jc w:val="center"/>
-        <w:rPr/>
       </w:pPr>
       <w:r>
         <w:rPr>
@@ -332,51 +336,31 @@
     </w:p>
     <w:p>
       <w:pPr>
-        <w:pStyle w:val="Normal"/>
-        <w:spacing w:lineRule="auto" w:line="360"/>
+        <w:spacing w:line="360" w:lineRule="auto"/>
         <w:jc w:val="center"/>
         <w:rPr>
           <w:rFonts w:cs="Times New Roman"/>
           <w:szCs w:val="28"/>
         </w:rPr>
       </w:pPr>
-      <w:r>
+    </w:p>
+    <w:p>
+      <w:pPr>
+        <w:spacing w:line="360" w:lineRule="auto"/>
+        <w:jc w:val="center"/>
         <w:rPr>
           <w:rFonts w:cs="Times New Roman"/>
           <w:szCs w:val="28"/>
         </w:rPr>
-      </w:r>
-    </w:p>
-    <w:p>
-      <w:pPr>
-        <w:pStyle w:val="Normal"/>
-        <w:spacing w:lineRule="auto" w:line="360"/>
+      </w:pPr>
+    </w:p>
+    <w:p>
+      <w:pPr>
         <w:jc w:val="center"/>
-        <w:rPr>
-          <w:rFonts w:cs="Times New Roman"/>
-          <w:szCs w:val="28"/>
-        </w:rPr>
-      </w:pPr>
-      <w:r>
-        <w:rPr>
-          <w:rFonts w:cs="Times New Roman"/>
-          <w:szCs w:val="28"/>
-        </w:rPr>
-      </w:r>
-    </w:p>
-    <w:p>
-      <w:pPr>
-        <w:pStyle w:val="Normal"/>
-        <w:jc w:val="center"/>
-        <w:rPr/>
-      </w:pPr>
-      <w:r>
-        <w:rPr/>
-      </w:r>
-    </w:p>
-    <w:p>
-      <w:pPr>
-        <w:pStyle w:val="Normal"/>
+      </w:pPr>
+    </w:p>
+    <w:p>
+      <w:pPr>
         <w:jc w:val="center"/>
         <w:rPr>
           <w:rFonts w:cs="Times New Roman"/>
@@ -384,81 +368,46 @@
           <w:szCs w:val="32"/>
         </w:rPr>
       </w:pPr>
-      <w:r>
-        <w:rPr>
-          <w:rFonts w:cs="Times New Roman"/>
-          <w:sz w:val="32"/>
-          <w:szCs w:val="32"/>
-        </w:rPr>
-      </w:r>
-    </w:p>
-    <w:p>
-      <w:pPr>
-        <w:pStyle w:val="Normal"/>
-        <w:spacing w:lineRule="auto" w:line="360"/>
+    </w:p>
+    <w:p>
+      <w:pPr>
+        <w:spacing w:line="360" w:lineRule="auto"/>
         <w:jc w:val="center"/>
         <w:rPr>
           <w:rFonts w:cs="Times New Roman"/>
           <w:szCs w:val="28"/>
         </w:rPr>
       </w:pPr>
-      <w:r>
+    </w:p>
+    <w:p>
+      <w:pPr>
+        <w:spacing w:line="360" w:lineRule="auto"/>
+        <w:jc w:val="center"/>
         <w:rPr>
           <w:rFonts w:cs="Times New Roman"/>
           <w:szCs w:val="28"/>
         </w:rPr>
-      </w:r>
-    </w:p>
-    <w:p>
-      <w:pPr>
-        <w:pStyle w:val="Normal"/>
-        <w:spacing w:lineRule="auto" w:line="360"/>
-        <w:jc w:val="center"/>
-        <w:rPr>
-          <w:rFonts w:cs="Times New Roman"/>
-          <w:szCs w:val="28"/>
-        </w:rPr>
-      </w:pPr>
-      <w:r>
-        <w:rPr>
-          <w:rFonts w:cs="Times New Roman"/>
-          <w:szCs w:val="28"/>
-        </w:rPr>
-      </w:r>
+      </w:pPr>
     </w:p>
     <w:tbl>
       <w:tblPr>
         <w:tblW w:w="10138" w:type="dxa"/>
-        <w:jc w:val="start"/>
         <w:tblInd w:w="-108" w:type="dxa"/>
         <w:tblLayout w:type="fixed"/>
-        <w:tblCellMar>
-          <w:top w:w="0" w:type="dxa"/>
-          <w:start w:w="108" w:type="dxa"/>
-          <w:bottom w:w="0" w:type="dxa"/>
-          <w:end w:w="108" w:type="dxa"/>
-        </w:tblCellMar>
-        <w:tblLook w:val="04a0" w:firstRow="1" w:noVBand="1" w:lastRow="0" w:firstColumn="1" w:lastColumn="0" w:noHBand="0"/>
+        <w:tblLook w:val="04A0" w:firstRow="1" w:lastRow="0" w:firstColumn="1" w:lastColumn="0" w:noHBand="0" w:noVBand="1"/>
       </w:tblPr>
       <w:tblGrid>
-        <w:gridCol w:w="2534"/>
-        <w:gridCol w:w="4834"/>
-        <w:gridCol w:w="1640"/>
-        <w:gridCol w:w="4"/>
-        <w:gridCol w:w="1126"/>
+        <w:gridCol w:w="2533"/>
+        <w:gridCol w:w="4832"/>
+        <w:gridCol w:w="1643"/>
+        <w:gridCol w:w="1130"/>
       </w:tblGrid>
       <w:tr>
-        <w:trPr/>
         <w:tc>
           <w:tcPr>
             <w:tcW w:w="2534" w:type="dxa"/>
-            <w:tcBorders/>
-          </w:tcPr>
-          <w:p>
-            <w:pPr>
-              <w:pStyle w:val="Normal"/>
-              <w:rPr/>
-            </w:pPr>
+          </w:tcPr>
+          <w:p>
             <w:r>
               <w:rPr>
                 <w:rFonts w:cs="Times New Roman"/>
@@ -470,13 +419,8 @@
         <w:tc>
           <w:tcPr>
             <w:tcW w:w="4834" w:type="dxa"/>
-            <w:tcBorders/>
-          </w:tcPr>
-          <w:p>
-            <w:pPr>
-              <w:pStyle w:val="Normal"/>
-              <w:rPr/>
-            </w:pPr>
+          </w:tcPr>
+          <w:p>
             <w:r>
               <w:rPr>
                 <w:rFonts w:cs="Times New Roman"/>
@@ -490,11 +434,9 @@
         <w:tc>
           <w:tcPr>
             <w:tcW w:w="1640" w:type="dxa"/>
-            <w:tcBorders/>
-          </w:tcPr>
-          <w:p>
-            <w:pPr>
-              <w:pStyle w:val="Normal"/>
+          </w:tcPr>
+          <w:p>
+            <w:pPr>
               <w:pBdr>
                 <w:bottom w:val="single" w:sz="12" w:space="1" w:color="000000"/>
               </w:pBdr>
@@ -502,17 +444,10 @@
                 <w:rFonts w:cs="Times New Roman"/>
               </w:rPr>
             </w:pPr>
-            <w:r>
-              <w:rPr>
-                <w:rFonts w:cs="Times New Roman"/>
-              </w:rPr>
-            </w:r>
-          </w:p>
-          <w:p>
-            <w:pPr>
-              <w:pStyle w:val="Normal"/>
+          </w:p>
+          <w:p>
+            <w:pPr>
               <w:jc w:val="center"/>
-              <w:rPr/>
             </w:pPr>
             <w:r>
               <w:rPr>
@@ -525,50 +460,31 @@
           </w:p>
           <w:p>
             <w:pPr>
-              <w:pStyle w:val="Normal"/>
               <w:jc w:val="both"/>
               <w:rPr>
                 <w:rFonts w:cs="Times New Roman"/>
               </w:rPr>
             </w:pPr>
-            <w:r>
-              <w:rPr>
-                <w:rFonts w:cs="Times New Roman"/>
-              </w:rPr>
-            </w:r>
           </w:p>
         </w:tc>
         <w:tc>
           <w:tcPr>
             <w:tcW w:w="1130" w:type="dxa"/>
-            <w:gridSpan w:val="2"/>
-            <w:tcBorders/>
-          </w:tcPr>
-          <w:p>
-            <w:pPr>
-              <w:pStyle w:val="Normal"/>
+          </w:tcPr>
+          <w:p>
+            <w:pPr>
               <w:ind w:firstLine="567"/>
               <w:jc w:val="both"/>
-              <w:rPr/>
-            </w:pPr>
-            <w:r>
-              <w:rPr/>
-            </w:r>
+            </w:pPr>
           </w:p>
         </w:tc>
       </w:tr>
       <w:tr>
-        <w:trPr/>
         <w:tc>
           <w:tcPr>
             <w:tcW w:w="2534" w:type="dxa"/>
-            <w:tcBorders/>
-          </w:tcPr>
-          <w:p>
-            <w:pPr>
-              <w:pStyle w:val="Normal"/>
-              <w:rPr/>
-            </w:pPr>
+          </w:tcPr>
+          <w:p>
             <w:r>
               <w:rPr>
                 <w:rFonts w:cs="Times New Roman"/>
@@ -580,13 +496,8 @@
         <w:tc>
           <w:tcPr>
             <w:tcW w:w="4834" w:type="dxa"/>
-            <w:tcBorders/>
-          </w:tcPr>
-          <w:p>
-            <w:pPr>
-              <w:pStyle w:val="Normal"/>
-              <w:rPr/>
-            </w:pPr>
+          </w:tcPr>
+          <w:p>
             <w:r>
               <w:rPr>
                 <w:rFonts w:cs="Times New Roman"/>
@@ -600,11 +511,9 @@
         <w:tc>
           <w:tcPr>
             <w:tcW w:w="1640" w:type="dxa"/>
-            <w:tcBorders/>
-          </w:tcPr>
-          <w:p>
-            <w:pPr>
-              <w:pStyle w:val="Normal"/>
+          </w:tcPr>
+          <w:p>
+            <w:pPr>
               <w:pBdr>
                 <w:bottom w:val="single" w:sz="12" w:space="1" w:color="000000"/>
               </w:pBdr>
@@ -612,17 +521,10 @@
                 <w:rFonts w:cs="Times New Roman"/>
               </w:rPr>
             </w:pPr>
-            <w:r>
-              <w:rPr>
-                <w:rFonts w:cs="Times New Roman"/>
-              </w:rPr>
-            </w:r>
-          </w:p>
-          <w:p>
-            <w:pPr>
-              <w:pStyle w:val="Normal"/>
+          </w:p>
+          <w:p>
+            <w:pPr>
               <w:jc w:val="center"/>
-              <w:rPr/>
             </w:pPr>
             <w:r>
               <w:rPr>
@@ -635,108 +537,62 @@
           </w:p>
           <w:p>
             <w:pPr>
-              <w:pStyle w:val="Normal"/>
               <w:jc w:val="both"/>
               <w:rPr>
                 <w:rFonts w:cs="Times New Roman"/>
               </w:rPr>
             </w:pPr>
-            <w:r>
-              <w:rPr>
-                <w:rFonts w:cs="Times New Roman"/>
-              </w:rPr>
-            </w:r>
           </w:p>
         </w:tc>
         <w:tc>
           <w:tcPr>
             <w:tcW w:w="1130" w:type="dxa"/>
-            <w:gridSpan w:val="2"/>
-            <w:tcBorders/>
-          </w:tcPr>
-          <w:p>
-            <w:pPr>
-              <w:pStyle w:val="Normal"/>
+          </w:tcPr>
+          <w:p>
+            <w:pPr>
               <w:ind w:firstLine="567"/>
               <w:jc w:val="both"/>
-              <w:rPr/>
-            </w:pPr>
-            <w:r>
-              <w:rPr/>
-            </w:r>
+            </w:pPr>
           </w:p>
         </w:tc>
       </w:tr>
       <w:tr>
-        <w:trPr/>
         <w:tc>
           <w:tcPr>
             <w:tcW w:w="2534" w:type="dxa"/>
-            <w:tcBorders/>
-          </w:tcPr>
-          <w:p>
-            <w:pPr>
-              <w:pStyle w:val="Normal"/>
-              <w:rPr>
-                <w:rFonts w:cs="Times New Roman"/>
-              </w:rPr>
-            </w:pPr>
-            <w:r>
-              <w:rPr>
-                <w:rFonts w:cs="Times New Roman"/>
-              </w:rPr>
-            </w:r>
-          </w:p>
-          <w:p>
-            <w:pPr>
-              <w:pStyle w:val="Normal"/>
-              <w:rPr/>
-            </w:pPr>
-            <w:r>
-              <w:rPr>
-                <w:rFonts w:cs="Times New Roman"/>
-              </w:rPr>
-              <w:t>От</w:t>
-            </w:r>
-            <w:r>
-              <w:rPr>
-                <w:rFonts w:cs="Times New Roman"/>
-              </w:rPr>
-              <w:t>в</w:t>
-            </w:r>
-            <w:r>
-              <w:rPr>
-                <w:rFonts w:cs="Times New Roman"/>
-              </w:rPr>
-              <w:t>ет представлен</w:t>
+          </w:tcPr>
+          <w:p>
+            <w:pPr>
+              <w:rPr>
+                <w:rFonts w:cs="Times New Roman"/>
+              </w:rPr>
+            </w:pPr>
+          </w:p>
+          <w:p>
+            <w:r>
+              <w:rPr>
+                <w:rFonts w:cs="Times New Roman"/>
+              </w:rPr>
+              <w:t>Ответ представлен</w:t>
             </w:r>
           </w:p>
         </w:tc>
         <w:tc>
           <w:tcPr>
             <w:tcW w:w="6478" w:type="dxa"/>
-            <w:gridSpan w:val="3"/>
-            <w:tcBorders/>
-          </w:tcPr>
-          <w:p>
-            <w:pPr>
-              <w:pStyle w:val="Normal"/>
+            <w:gridSpan w:val="2"/>
+          </w:tcPr>
+          <w:p>
+            <w:pPr>
               <w:ind w:firstLine="567"/>
               <w:rPr>
                 <w:rFonts w:cs="Times New Roman"/>
               </w:rPr>
             </w:pPr>
-            <w:r>
-              <w:rPr>
-                <w:rFonts w:cs="Times New Roman"/>
-              </w:rPr>
-            </w:r>
-          </w:p>
-          <w:p>
-            <w:pPr>
-              <w:pStyle w:val="Normal"/>
+          </w:p>
+          <w:p>
+            <w:pPr>
               <w:ind w:firstLine="567"/>
-              <w:rPr/>
             </w:pPr>
             <w:r>
               <w:rPr>
@@ -749,164 +605,100 @@
         <w:tc>
           <w:tcPr>
             <w:tcW w:w="1126" w:type="dxa"/>
-            <w:tcBorders/>
-          </w:tcPr>
-          <w:p>
-            <w:pPr>
-              <w:pStyle w:val="Normal"/>
+          </w:tcPr>
+          <w:p>
+            <w:pPr>
               <w:ind w:firstLine="567"/>
               <w:jc w:val="both"/>
               <w:rPr>
                 <w:rFonts w:cs="Times New Roman"/>
               </w:rPr>
             </w:pPr>
-            <w:r>
-              <w:rPr>
-                <w:rFonts w:cs="Times New Roman"/>
-              </w:rPr>
-            </w:r>
-          </w:p>
-          <w:p>
-            <w:pPr>
-              <w:pStyle w:val="Normal"/>
+          </w:p>
+          <w:p>
+            <w:pPr>
               <w:ind w:firstLine="567"/>
               <w:jc w:val="both"/>
               <w:rPr>
                 <w:rFonts w:cs="Times New Roman"/>
               </w:rPr>
             </w:pPr>
-            <w:r>
-              <w:rPr>
-                <w:rFonts w:cs="Times New Roman"/>
-              </w:rPr>
-            </w:r>
           </w:p>
         </w:tc>
       </w:tr>
     </w:tbl>
     <w:p>
       <w:pPr>
-        <w:pStyle w:val="Normal"/>
         <w:jc w:val="center"/>
         <w:rPr>
           <w:rFonts w:cs="Times New Roman"/>
           <w:szCs w:val="28"/>
         </w:rPr>
       </w:pPr>
-      <w:r>
+    </w:p>
+    <w:p>
+      <w:pPr>
+        <w:jc w:val="center"/>
         <w:rPr>
           <w:rFonts w:cs="Times New Roman"/>
           <w:szCs w:val="28"/>
         </w:rPr>
-      </w:r>
-    </w:p>
-    <w:p>
-      <w:pPr>
-        <w:pStyle w:val="Normal"/>
+      </w:pPr>
+    </w:p>
+    <w:p>
+      <w:pPr>
         <w:jc w:val="center"/>
         <w:rPr>
           <w:rFonts w:cs="Times New Roman"/>
           <w:szCs w:val="28"/>
         </w:rPr>
       </w:pPr>
-      <w:r>
+    </w:p>
+    <w:p>
+      <w:pPr>
+        <w:jc w:val="center"/>
         <w:rPr>
           <w:rFonts w:cs="Times New Roman"/>
           <w:szCs w:val="28"/>
         </w:rPr>
-      </w:r>
-    </w:p>
-    <w:p>
-      <w:pPr>
-        <w:pStyle w:val="Normal"/>
+      </w:pPr>
+    </w:p>
+    <w:p>
+      <w:pPr>
         <w:jc w:val="center"/>
         <w:rPr>
           <w:rFonts w:cs="Times New Roman"/>
           <w:szCs w:val="28"/>
         </w:rPr>
       </w:pPr>
-      <w:r>
+    </w:p>
+    <w:p>
+      <w:pPr>
+        <w:jc w:val="center"/>
         <w:rPr>
           <w:rFonts w:cs="Times New Roman"/>
           <w:szCs w:val="28"/>
         </w:rPr>
-      </w:r>
-    </w:p>
-    <w:p>
-      <w:pPr>
-        <w:pStyle w:val="Normal"/>
+      </w:pPr>
+    </w:p>
+    <w:p>
+      <w:pPr>
         <w:jc w:val="center"/>
         <w:rPr>
           <w:rFonts w:cs="Times New Roman"/>
           <w:szCs w:val="28"/>
         </w:rPr>
       </w:pPr>
+    </w:p>
+    <w:p>
+      <w:pPr>
+        <w:jc w:val="center"/>
+      </w:pPr>
       <w:r>
         <w:rPr>
           <w:rFonts w:cs="Times New Roman"/>
           <w:szCs w:val="28"/>
         </w:rPr>
-      </w:r>
-    </w:p>
-    <w:p>
-      <w:pPr>
-        <w:pStyle w:val="Normal"/>
-        <w:jc w:val="center"/>
-        <w:rPr>
-          <w:rFonts w:cs="Times New Roman"/>
-          <w:szCs w:val="28"/>
-        </w:rPr>
-      </w:pPr>
-      <w:r>
-        <w:rPr>
-          <w:rFonts w:cs="Times New Roman"/>
-          <w:szCs w:val="28"/>
-        </w:rPr>
-      </w:r>
-    </w:p>
-    <w:p>
-      <w:pPr>
-        <w:pStyle w:val="Normal"/>
-        <w:jc w:val="center"/>
-        <w:rPr>
-          <w:rFonts w:cs="Times New Roman"/>
-          <w:szCs w:val="28"/>
-        </w:rPr>
-      </w:pPr>
-      <w:r>
-        <w:rPr>
-          <w:rFonts w:cs="Times New Roman"/>
-          <w:szCs w:val="28"/>
-        </w:rPr>
-      </w:r>
-    </w:p>
-    <w:p>
-      <w:pPr>
-        <w:pStyle w:val="Normal"/>
-        <w:jc w:val="center"/>
-        <w:rPr>
-          <w:rFonts w:cs="Times New Roman"/>
-          <w:szCs w:val="28"/>
-        </w:rPr>
-      </w:pPr>
-      <w:r>
-        <w:rPr>
-          <w:rFonts w:cs="Times New Roman"/>
-          <w:szCs w:val="28"/>
-        </w:rPr>
-      </w:r>
-    </w:p>
-    <w:p>
-      <w:pPr>
-        <w:pStyle w:val="Normal"/>
-        <w:jc w:val="center"/>
-        <w:rPr/>
-      </w:pPr>
-      <w:r>
-        <w:rPr>
-          <w:rFonts w:cs="Times New Roman"/>
-          <w:szCs w:val="28"/>
-        </w:rPr>
         <w:t>Москва 2026 г.</w:t>
       </w:r>
       <w:r>
@@ -915,22 +707,18 @@
     </w:p>
     <w:p>
       <w:pPr>
-        <w:pStyle w:val="BodyText"/>
-        <w:spacing w:before="0" w:after="0"/>
-        <w:rPr/>
-      </w:pPr>
-      <w:r>
-        <w:rPr/>
+        <w:pStyle w:val="a5"/>
+      </w:pPr>
+      <w:r>
+        <w:lastRenderedPageBreak/>
         <w:t>Контрольный вопрос 1</w:t>
       </w:r>
     </w:p>
     <w:p>
       <w:pPr>
-        <w:pStyle w:val="BodyText"/>
-        <w:rPr/>
-      </w:pPr>
-      <w:r>
-        <w:rPr/>
+        <w:pStyle w:val="a5"/>
+      </w:pPr>
+      <w:r>
         <w:t xml:space="preserve">Система </w:t>
       </w:r>
       <w:r>
@@ -940,17 +728,14 @@
         <w:t>−</w:t>
       </w:r>
       <w:r>
-        <w:rPr/>
         <w:t xml:space="preserve"> совокупность взаимосвязанных элементов, объединённых общей целью и функционирующих как единое целое.</w:t>
       </w:r>
     </w:p>
     <w:p>
       <w:pPr>
-        <w:pStyle w:val="BodyText"/>
-        <w:rPr/>
-      </w:pPr>
-      <w:r>
-        <w:rPr/>
+        <w:pStyle w:val="a5"/>
+      </w:pPr>
+      <w:r>
         <w:t xml:space="preserve">Автоматизированная система (АС) </w:t>
       </w:r>
       <w:r>
@@ -960,17 +745,14 @@
         <w:t>−</w:t>
       </w:r>
       <w:r>
-        <w:rPr/>
         <w:t xml:space="preserve"> организационно-техническая система, включающая комплекс средств автоматизации и персонал для реализации установленных функций.</w:t>
       </w:r>
     </w:p>
     <w:p>
       <w:pPr>
-        <w:pStyle w:val="BodyText"/>
-        <w:rPr/>
-      </w:pPr>
-      <w:r>
-        <w:rPr/>
+        <w:pStyle w:val="a5"/>
+      </w:pPr>
+      <w:r>
         <w:t xml:space="preserve">Автоматизированная система управления (АСУ) </w:t>
       </w:r>
       <w:r>
@@ -980,31 +762,26 @@
         <w:t>−</w:t>
       </w:r>
       <w:r>
-        <w:rPr/>
         <w:t xml:space="preserve"> комплекс технических, программных средств и персонала для управления различными процессами в рамках технологического процесса, производства или предприятия.</w:t>
       </w:r>
     </w:p>
     <w:p>
       <w:pPr>
-        <w:pStyle w:val="BodyText"/>
-        <w:rPr/>
-      </w:pPr>
-      <w:r>
-        <w:rPr/>
+        <w:pStyle w:val="a5"/>
+      </w:pPr>
+      <w:r>
         <w:t>Основные разновидности АСУ:</w:t>
       </w:r>
     </w:p>
     <w:p>
       <w:pPr>
-        <w:pStyle w:val="BodyText"/>
+        <w:pStyle w:val="a5"/>
         <w:numPr>
           <w:ilvl w:val="0"/>
           <w:numId w:val="1"/>
         </w:numPr>
-        <w:rPr/>
-      </w:pPr>
-      <w:r>
-        <w:rPr/>
+      </w:pPr>
+      <w:r>
         <w:t xml:space="preserve">АСУТП </w:t>
       </w:r>
       <w:r>
@@ -1014,21 +791,18 @@
         <w:t>−</w:t>
       </w:r>
       <w:r>
-        <w:rPr/>
         <w:t xml:space="preserve"> автоматизированная система управления технологическим процессом;</w:t>
       </w:r>
     </w:p>
     <w:p>
       <w:pPr>
-        <w:pStyle w:val="BodyText"/>
+        <w:pStyle w:val="a5"/>
         <w:numPr>
           <w:ilvl w:val="0"/>
           <w:numId w:val="1"/>
         </w:numPr>
-        <w:rPr/>
-      </w:pPr>
-      <w:r>
-        <w:rPr/>
+      </w:pPr>
+      <w:r>
         <w:t xml:space="preserve">АСУП </w:t>
       </w:r>
       <w:r>
@@ -1038,21 +812,18 @@
         <w:t>−</w:t>
       </w:r>
       <w:r>
-        <w:rPr/>
         <w:t xml:space="preserve"> автоматизированная система управления предприятием;</w:t>
       </w:r>
     </w:p>
     <w:p>
       <w:pPr>
-        <w:pStyle w:val="BodyText"/>
+        <w:pStyle w:val="a5"/>
         <w:numPr>
           <w:ilvl w:val="0"/>
           <w:numId w:val="1"/>
         </w:numPr>
-        <w:rPr/>
-      </w:pPr>
-      <w:r>
-        <w:rPr/>
+      </w:pPr>
+      <w:r>
         <w:t xml:space="preserve">ОАСУ </w:t>
       </w:r>
       <w:r>
@@ -1062,21 +833,21 @@
         <w:t>−</w:t>
       </w:r>
       <w:r>
-        <w:rPr/>
         <w:t xml:space="preserve"> отраслевая автоматизированная система управления.</w:t>
       </w:r>
     </w:p>
     <w:p>
       <w:pPr>
-        <w:pStyle w:val="BodyText"/>
-        <w:ind w:hanging="0"/>
+        <w:pStyle w:val="a5"/>
+        <w:ind w:firstLine="0"/>
         <w:jc w:val="center"/>
-        <w:rPr/>
-      </w:pPr>
-      <w:r>
-        <w:rPr/>
+      </w:pPr>
+      <w:r>
+        <w:rPr>
+          <w:noProof/>
+        </w:rPr>
         <w:drawing>
-          <wp:inline distT="0" distB="0" distL="0" distR="0">
+          <wp:inline distT="0" distB="0" distL="0" distR="0" wp14:anchorId="0399307B" wp14:editId="26E58BDE">
             <wp:extent cx="6120130" cy="454660"/>
             <wp:effectExtent l="0" t="0" r="0" b="0"/>
             <wp:docPr id="3" name="Изображение1"/>
@@ -1093,7 +864,7 @@
                     </pic:cNvPicPr>
                   </pic:nvPicPr>
                   <pic:blipFill>
-                    <a:blip r:embed="rId3"/>
+                    <a:blip r:embed="rId6"/>
                     <a:stretch>
                       <a:fillRect/>
                     </a:stretch>
@@ -1117,35 +888,17 @@
     </w:p>
     <w:p>
       <w:pPr>
-        <w:pStyle w:val="Style17"/>
-        <w:rPr/>
-      </w:pPr>
-      <w:r>
-        <w:rPr/>
+        <w:pStyle w:val="a9"/>
+      </w:pPr>
+      <w:r>
         <w:t xml:space="preserve">Рисунок </w:t>
       </w:r>
-      <w:r>
-        <w:rPr/>
-        <w:fldChar w:fldCharType="begin"/>
-      </w:r>
-      <w:r>
-        <w:rPr/>
-        <w:instrText xml:space="preserve"> SEQ Рисунок \* ARABIC </w:instrText>
-      </w:r>
-      <w:r>
-        <w:rPr/>
-        <w:fldChar w:fldCharType="separate"/>
-      </w:r>
-      <w:r>
-        <w:rPr/>
-        <w:t>1</w:t>
-      </w:r>
-      <w:r>
-        <w:rPr/>
-        <w:fldChar w:fldCharType="end"/>
-      </w:r>
-      <w:r>
-        <w:rPr/>
+      <w:fldSimple w:instr=" SEQ Рисунок \* ARABIC ">
+        <w:r>
+          <w:t>1</w:t>
+        </w:r>
+      </w:fldSimple>
+      <w:r>
         <w:t xml:space="preserve"> </w:t>
       </w:r>
       <w:r>
@@ -1155,235 +908,190 @@
         <w:t>−</w:t>
       </w:r>
       <w:r>
-        <w:rPr/>
         <w:t xml:space="preserve"> Общая схема АС</w:t>
       </w:r>
     </w:p>
     <w:p>
       <w:pPr>
-        <w:pStyle w:val="BodyText"/>
-        <w:rPr/>
-      </w:pPr>
-      <w:r>
-        <w:rPr/>
+        <w:pStyle w:val="a5"/>
+      </w:pPr>
+      <w:r>
         <w:t>Особенности разновидностей:</w:t>
       </w:r>
     </w:p>
     <w:p>
       <w:pPr>
-        <w:pStyle w:val="BodyText"/>
+        <w:pStyle w:val="a5"/>
         <w:numPr>
           <w:ilvl w:val="0"/>
           <w:numId w:val="1"/>
         </w:numPr>
-        <w:rPr/>
-      </w:pPr>
-      <w:r>
-        <w:rPr/>
+      </w:pPr>
+      <w:r>
         <w:t>АСУТП</w:t>
       </w:r>
     </w:p>
     <w:p>
       <w:pPr>
-        <w:pStyle w:val="BodyText"/>
+        <w:pStyle w:val="a5"/>
         <w:numPr>
           <w:ilvl w:val="1"/>
           <w:numId w:val="1"/>
         </w:numPr>
-        <w:rPr/>
-      </w:pPr>
-      <w:r>
-        <w:rPr/>
+      </w:pPr>
+      <w:r>
         <w:t>Управление технологическими процессами в реальном времени;</w:t>
       </w:r>
     </w:p>
     <w:p>
       <w:pPr>
-        <w:pStyle w:val="BodyText"/>
+        <w:pStyle w:val="a5"/>
         <w:numPr>
           <w:ilvl w:val="1"/>
           <w:numId w:val="1"/>
         </w:numPr>
-        <w:rPr/>
-      </w:pPr>
-      <w:r>
-        <w:rPr/>
+      </w:pPr>
+      <w:r>
         <w:t>Работа с физическими параметрами;</w:t>
       </w:r>
     </w:p>
     <w:p>
       <w:pPr>
-        <w:pStyle w:val="BodyText"/>
+        <w:pStyle w:val="a5"/>
         <w:numPr>
           <w:ilvl w:val="1"/>
           <w:numId w:val="1"/>
         </w:numPr>
-        <w:rPr/>
-      </w:pPr>
-      <w:r>
-        <w:rPr/>
+      </w:pPr>
+      <w:r>
         <w:t>Быстрое реагирование на изменения.</w:t>
       </w:r>
     </w:p>
     <w:p>
       <w:pPr>
-        <w:pStyle w:val="BodyText"/>
+        <w:pStyle w:val="a5"/>
         <w:numPr>
           <w:ilvl w:val="0"/>
           <w:numId w:val="1"/>
         </w:numPr>
-        <w:rPr/>
-      </w:pPr>
-      <w:r>
-        <w:rPr/>
+      </w:pPr>
+      <w:r>
         <w:t>АСУП</w:t>
       </w:r>
     </w:p>
     <w:p>
       <w:pPr>
-        <w:pStyle w:val="BodyText"/>
+        <w:pStyle w:val="a5"/>
         <w:numPr>
           <w:ilvl w:val="1"/>
           <w:numId w:val="1"/>
         </w:numPr>
-        <w:rPr/>
-      </w:pPr>
-      <w:r>
-        <w:rPr/>
+      </w:pPr>
+      <w:r>
         <w:t>Управление предприятием в целом;</w:t>
       </w:r>
     </w:p>
     <w:p>
       <w:pPr>
-        <w:pStyle w:val="BodyText"/>
+        <w:pStyle w:val="a5"/>
         <w:numPr>
           <w:ilvl w:val="1"/>
           <w:numId w:val="1"/>
         </w:numPr>
-        <w:rPr/>
-      </w:pPr>
-      <w:r>
-        <w:rPr/>
+      </w:pPr>
+      <w:r>
         <w:t>Решение экономических и организационных задач;</w:t>
       </w:r>
     </w:p>
     <w:p>
       <w:pPr>
-        <w:pStyle w:val="BodyText"/>
+        <w:pStyle w:val="a5"/>
         <w:numPr>
           <w:ilvl w:val="1"/>
           <w:numId w:val="1"/>
         </w:numPr>
-        <w:rPr/>
-      </w:pPr>
-      <w:r>
-        <w:rPr/>
+      </w:pPr>
+      <w:r>
         <w:t>Планирование и контроль производства.</w:t>
       </w:r>
     </w:p>
     <w:p>
       <w:pPr>
-        <w:pStyle w:val="BodyText"/>
+        <w:pStyle w:val="a5"/>
         <w:numPr>
           <w:ilvl w:val="0"/>
           <w:numId w:val="1"/>
         </w:numPr>
-        <w:rPr/>
-      </w:pPr>
-      <w:r>
-        <w:rPr/>
+      </w:pPr>
+      <w:r>
         <w:t>ОАСУ</w:t>
       </w:r>
     </w:p>
     <w:p>
       <w:pPr>
-        <w:pStyle w:val="BodyText"/>
+        <w:pStyle w:val="a5"/>
         <w:numPr>
           <w:ilvl w:val="1"/>
           <w:numId w:val="1"/>
         </w:numPr>
-        <w:rPr/>
-      </w:pPr>
-      <w:r>
-        <w:rPr/>
+      </w:pPr>
+      <w:r>
         <w:t>Управление на уровне отрасли;</w:t>
       </w:r>
     </w:p>
     <w:p>
       <w:pPr>
-        <w:pStyle w:val="BodyText"/>
+        <w:pStyle w:val="a5"/>
         <w:numPr>
           <w:ilvl w:val="1"/>
           <w:numId w:val="1"/>
         </w:numPr>
-        <w:rPr/>
-      </w:pPr>
-      <w:r>
-        <w:rPr/>
+      </w:pPr>
+      <w:r>
         <w:t>Стратегическое планирование;</w:t>
       </w:r>
     </w:p>
     <w:p>
       <w:pPr>
-        <w:pStyle w:val="BodyText"/>
+        <w:pStyle w:val="a5"/>
         <w:numPr>
           <w:ilvl w:val="1"/>
           <w:numId w:val="1"/>
         </w:numPr>
-        <w:rPr/>
-      </w:pPr>
-      <w:r>
-        <w:rPr/>
+      </w:pPr>
+      <w:r>
         <w:t>Координация работы предприятий.</w:t>
       </w:r>
     </w:p>
     <w:p>
       <w:pPr>
-        <w:pStyle w:val="Style20"/>
-        <w:rPr/>
-      </w:pPr>
-      <w:r>
-        <w:rPr/>
+        <w:pStyle w:val="ac"/>
+      </w:pPr>
+      <w:r>
+        <w:lastRenderedPageBreak/>
         <w:t xml:space="preserve">Таблица </w:t>
       </w:r>
-      <w:r>
-        <w:rPr/>
-        <w:fldChar w:fldCharType="begin"/>
-      </w:r>
-      <w:r>
-        <w:rPr/>
-        <w:instrText xml:space="preserve"> SEQ Таблица \* ARABIC </w:instrText>
-      </w:r>
-      <w:r>
-        <w:rPr/>
-        <w:fldChar w:fldCharType="separate"/>
-      </w:r>
-      <w:r>
-        <w:rPr/>
-        <w:t>1</w:t>
-      </w:r>
-      <w:r>
-        <w:rPr/>
-        <w:fldChar w:fldCharType="end"/>
-      </w:r>
-      <w:r>
-        <w:rPr/>
+      <w:fldSimple w:instr=" SEQ Таблица \* ARABIC ">
+        <w:r>
+          <w:t>1</w:t>
+        </w:r>
+      </w:fldSimple>
+      <w:r>
         <w:t>. Ключевые отличия</w:t>
       </w:r>
     </w:p>
     <w:tbl>
       <w:tblPr>
         <w:tblW w:w="7960" w:type="dxa"/>
-        <w:jc w:val="start"/>
         <w:tblInd w:w="-5" w:type="dxa"/>
         <w:tblLayout w:type="fixed"/>
         <w:tblCellMar>
           <w:top w:w="55" w:type="dxa"/>
-          <w:start w:w="55" w:type="dxa"/>
+          <w:left w:w="55" w:type="dxa"/>
           <w:bottom w:w="55" w:type="dxa"/>
-          <w:end w:w="55" w:type="dxa"/>
+          <w:right w:w="55" w:type="dxa"/>
         </w:tblCellMar>
-        <w:tblLook w:val="04a0" w:firstRow="1" w:noVBand="1" w:lastRow="0" w:firstColumn="1" w:lastColumn="0" w:noHBand="0"/>
+        <w:tblLook w:val="04A0" w:firstRow="1" w:lastRow="0" w:firstColumn="1" w:lastColumn="0" w:noHBand="0" w:noVBand="1"/>
       </w:tblPr>
       <w:tblGrid>
         <w:gridCol w:w="1282"/>
@@ -1391,23 +1099,20 @@
         <w:gridCol w:w="3434"/>
       </w:tblGrid>
       <w:tr>
-        <w:trPr/>
         <w:tc>
           <w:tcPr>
             <w:tcW w:w="1282" w:type="dxa"/>
             <w:tcBorders>
               <w:top w:val="single" w:sz="4" w:space="0" w:color="000000"/>
-              <w:start w:val="single" w:sz="4" w:space="0" w:color="000000"/>
-              <w:bottom w:val="single" w:sz="4" w:space="0" w:color="000000"/>
-            </w:tcBorders>
-          </w:tcPr>
-          <w:p>
-            <w:pPr>
-              <w:pStyle w:val="Style19"/>
-              <w:rPr/>
-            </w:pPr>
-            <w:r>
-              <w:rPr/>
+              <w:left w:val="single" w:sz="4" w:space="0" w:color="000000"/>
+              <w:bottom w:val="single" w:sz="4" w:space="0" w:color="000000"/>
+            </w:tcBorders>
+          </w:tcPr>
+          <w:p>
+            <w:pPr>
+              <w:pStyle w:val="ab"/>
+            </w:pPr>
+            <w:r>
               <w:t>Вид АСУ</w:t>
             </w:r>
           </w:p>
@@ -1417,17 +1122,15 @@
             <w:tcW w:w="3244" w:type="dxa"/>
             <w:tcBorders>
               <w:top w:val="single" w:sz="4" w:space="0" w:color="000000"/>
-              <w:start w:val="single" w:sz="4" w:space="0" w:color="000000"/>
-              <w:bottom w:val="single" w:sz="4" w:space="0" w:color="000000"/>
-            </w:tcBorders>
-          </w:tcPr>
-          <w:p>
-            <w:pPr>
-              <w:pStyle w:val="Style19"/>
-              <w:rPr/>
-            </w:pPr>
-            <w:r>
-              <w:rPr/>
+              <w:left w:val="single" w:sz="4" w:space="0" w:color="000000"/>
+              <w:bottom w:val="single" w:sz="4" w:space="0" w:color="000000"/>
+            </w:tcBorders>
+          </w:tcPr>
+          <w:p>
+            <w:pPr>
+              <w:pStyle w:val="ab"/>
+            </w:pPr>
+            <w:r>
               <w:t>Масштаб управления</w:t>
             </w:r>
           </w:p>
@@ -1437,40 +1140,35 @@
             <w:tcW w:w="3434" w:type="dxa"/>
             <w:tcBorders>
               <w:top w:val="single" w:sz="4" w:space="0" w:color="000000"/>
-              <w:start w:val="single" w:sz="4" w:space="0" w:color="000000"/>
-              <w:bottom w:val="single" w:sz="4" w:space="0" w:color="000000"/>
-              <w:end w:val="single" w:sz="4" w:space="0" w:color="000000"/>
-            </w:tcBorders>
-          </w:tcPr>
-          <w:p>
-            <w:pPr>
-              <w:pStyle w:val="Style19"/>
-              <w:rPr/>
-            </w:pPr>
-            <w:r>
-              <w:rPr/>
+              <w:left w:val="single" w:sz="4" w:space="0" w:color="000000"/>
+              <w:bottom w:val="single" w:sz="4" w:space="0" w:color="000000"/>
+              <w:right w:val="single" w:sz="4" w:space="0" w:color="000000"/>
+            </w:tcBorders>
+          </w:tcPr>
+          <w:p>
+            <w:pPr>
+              <w:pStyle w:val="ab"/>
+            </w:pPr>
+            <w:r>
               <w:t>Основные задачи</w:t>
             </w:r>
           </w:p>
         </w:tc>
       </w:tr>
       <w:tr>
-        <w:trPr/>
         <w:tc>
           <w:tcPr>
             <w:tcW w:w="1282" w:type="dxa"/>
             <w:tcBorders>
-              <w:start w:val="single" w:sz="4" w:space="0" w:color="000000"/>
-              <w:bottom w:val="single" w:sz="4" w:space="0" w:color="000000"/>
-            </w:tcBorders>
-          </w:tcPr>
-          <w:p>
-            <w:pPr>
-              <w:pStyle w:val="Style18"/>
-              <w:rPr/>
-            </w:pPr>
-            <w:r>
-              <w:rPr/>
+              <w:left w:val="single" w:sz="4" w:space="0" w:color="000000"/>
+              <w:bottom w:val="single" w:sz="4" w:space="0" w:color="000000"/>
+            </w:tcBorders>
+          </w:tcPr>
+          <w:p>
+            <w:pPr>
+              <w:pStyle w:val="aa"/>
+            </w:pPr>
+            <w:r>
               <w:t>АСУТП</w:t>
             </w:r>
           </w:p>
@@ -1479,17 +1177,15 @@
           <w:tcPr>
             <w:tcW w:w="3244" w:type="dxa"/>
             <w:tcBorders>
-              <w:start w:val="single" w:sz="4" w:space="0" w:color="000000"/>
-              <w:bottom w:val="single" w:sz="4" w:space="0" w:color="000000"/>
-            </w:tcBorders>
-          </w:tcPr>
-          <w:p>
-            <w:pPr>
-              <w:pStyle w:val="Style18"/>
-              <w:rPr/>
-            </w:pPr>
-            <w:r>
-              <w:rPr/>
+              <w:left w:val="single" w:sz="4" w:space="0" w:color="000000"/>
+              <w:bottom w:val="single" w:sz="4" w:space="0" w:color="000000"/>
+            </w:tcBorders>
+          </w:tcPr>
+          <w:p>
+            <w:pPr>
+              <w:pStyle w:val="aa"/>
+            </w:pPr>
+            <w:r>
               <w:t>Технологический процесс</w:t>
             </w:r>
           </w:p>
@@ -1498,40 +1194,35 @@
           <w:tcPr>
             <w:tcW w:w="3434" w:type="dxa"/>
             <w:tcBorders>
-              <w:start w:val="single" w:sz="4" w:space="0" w:color="000000"/>
-              <w:bottom w:val="single" w:sz="4" w:space="0" w:color="000000"/>
-              <w:end w:val="single" w:sz="4" w:space="0" w:color="000000"/>
-            </w:tcBorders>
-          </w:tcPr>
-          <w:p>
-            <w:pPr>
-              <w:pStyle w:val="Style18"/>
-              <w:rPr/>
-            </w:pPr>
-            <w:r>
-              <w:rPr/>
+              <w:left w:val="single" w:sz="4" w:space="0" w:color="000000"/>
+              <w:bottom w:val="single" w:sz="4" w:space="0" w:color="000000"/>
+              <w:right w:val="single" w:sz="4" w:space="0" w:color="000000"/>
+            </w:tcBorders>
+          </w:tcPr>
+          <w:p>
+            <w:pPr>
+              <w:pStyle w:val="aa"/>
+            </w:pPr>
+            <w:r>
               <w:t>Оперативное управление</w:t>
             </w:r>
           </w:p>
         </w:tc>
       </w:tr>
       <w:tr>
-        <w:trPr/>
         <w:tc>
           <w:tcPr>
             <w:tcW w:w="1282" w:type="dxa"/>
             <w:tcBorders>
-              <w:start w:val="single" w:sz="4" w:space="0" w:color="000000"/>
-              <w:bottom w:val="single" w:sz="4" w:space="0" w:color="000000"/>
-            </w:tcBorders>
-          </w:tcPr>
-          <w:p>
-            <w:pPr>
-              <w:pStyle w:val="Style18"/>
-              <w:rPr/>
-            </w:pPr>
-            <w:r>
-              <w:rPr/>
+              <w:left w:val="single" w:sz="4" w:space="0" w:color="000000"/>
+              <w:bottom w:val="single" w:sz="4" w:space="0" w:color="000000"/>
+            </w:tcBorders>
+          </w:tcPr>
+          <w:p>
+            <w:pPr>
+              <w:pStyle w:val="aa"/>
+            </w:pPr>
+            <w:r>
               <w:t>АСУП</w:t>
             </w:r>
           </w:p>
@@ -1540,17 +1231,15 @@
           <w:tcPr>
             <w:tcW w:w="3244" w:type="dxa"/>
             <w:tcBorders>
-              <w:start w:val="single" w:sz="4" w:space="0" w:color="000000"/>
-              <w:bottom w:val="single" w:sz="4" w:space="0" w:color="000000"/>
-            </w:tcBorders>
-          </w:tcPr>
-          <w:p>
-            <w:pPr>
-              <w:pStyle w:val="Style18"/>
-              <w:rPr/>
-            </w:pPr>
-            <w:r>
-              <w:rPr/>
+              <w:left w:val="single" w:sz="4" w:space="0" w:color="000000"/>
+              <w:bottom w:val="single" w:sz="4" w:space="0" w:color="000000"/>
+            </w:tcBorders>
+          </w:tcPr>
+          <w:p>
+            <w:pPr>
+              <w:pStyle w:val="aa"/>
+            </w:pPr>
+            <w:r>
               <w:t>Предприятие</w:t>
             </w:r>
           </w:p>
@@ -1559,40 +1248,35 @@
           <w:tcPr>
             <w:tcW w:w="3434" w:type="dxa"/>
             <w:tcBorders>
-              <w:start w:val="single" w:sz="4" w:space="0" w:color="000000"/>
-              <w:bottom w:val="single" w:sz="4" w:space="0" w:color="000000"/>
-              <w:end w:val="single" w:sz="4" w:space="0" w:color="000000"/>
-            </w:tcBorders>
-          </w:tcPr>
-          <w:p>
-            <w:pPr>
-              <w:pStyle w:val="Style18"/>
-              <w:rPr/>
-            </w:pPr>
-            <w:r>
-              <w:rPr/>
+              <w:left w:val="single" w:sz="4" w:space="0" w:color="000000"/>
+              <w:bottom w:val="single" w:sz="4" w:space="0" w:color="000000"/>
+              <w:right w:val="single" w:sz="4" w:space="0" w:color="000000"/>
+            </w:tcBorders>
+          </w:tcPr>
+          <w:p>
+            <w:pPr>
+              <w:pStyle w:val="aa"/>
+            </w:pPr>
+            <w:r>
               <w:t>Планирование и контроль</w:t>
             </w:r>
           </w:p>
         </w:tc>
       </w:tr>
       <w:tr>
-        <w:trPr/>
         <w:tc>
           <w:tcPr>
             <w:tcW w:w="1282" w:type="dxa"/>
             <w:tcBorders>
-              <w:start w:val="single" w:sz="4" w:space="0" w:color="000000"/>
-              <w:bottom w:val="single" w:sz="4" w:space="0" w:color="000000"/>
-            </w:tcBorders>
-          </w:tcPr>
-          <w:p>
-            <w:pPr>
-              <w:pStyle w:val="Style18"/>
-              <w:rPr/>
-            </w:pPr>
-            <w:r>
-              <w:rPr/>
+              <w:left w:val="single" w:sz="4" w:space="0" w:color="000000"/>
+              <w:bottom w:val="single" w:sz="4" w:space="0" w:color="000000"/>
+            </w:tcBorders>
+          </w:tcPr>
+          <w:p>
+            <w:pPr>
+              <w:pStyle w:val="aa"/>
+            </w:pPr>
+            <w:r>
               <w:t>ОАСУ</w:t>
             </w:r>
           </w:p>
@@ -1601,17 +1285,15 @@
           <w:tcPr>
             <w:tcW w:w="3244" w:type="dxa"/>
             <w:tcBorders>
-              <w:start w:val="single" w:sz="4" w:space="0" w:color="000000"/>
-              <w:bottom w:val="single" w:sz="4" w:space="0" w:color="000000"/>
-            </w:tcBorders>
-          </w:tcPr>
-          <w:p>
-            <w:pPr>
-              <w:pStyle w:val="Style18"/>
-              <w:rPr/>
-            </w:pPr>
-            <w:r>
-              <w:rPr/>
+              <w:left w:val="single" w:sz="4" w:space="0" w:color="000000"/>
+              <w:bottom w:val="single" w:sz="4" w:space="0" w:color="000000"/>
+            </w:tcBorders>
+          </w:tcPr>
+          <w:p>
+            <w:pPr>
+              <w:pStyle w:val="aa"/>
+            </w:pPr>
+            <w:r>
               <w:t>Отрасль</w:t>
             </w:r>
           </w:p>
@@ -1620,18 +1302,16 @@
           <w:tcPr>
             <w:tcW w:w="3434" w:type="dxa"/>
             <w:tcBorders>
-              <w:start w:val="single" w:sz="4" w:space="0" w:color="000000"/>
-              <w:bottom w:val="single" w:sz="4" w:space="0" w:color="000000"/>
-              <w:end w:val="single" w:sz="4" w:space="0" w:color="000000"/>
-            </w:tcBorders>
-          </w:tcPr>
-          <w:p>
-            <w:pPr>
-              <w:pStyle w:val="Style18"/>
-              <w:rPr/>
-            </w:pPr>
-            <w:r>
-              <w:rPr/>
+              <w:left w:val="single" w:sz="4" w:space="0" w:color="000000"/>
+              <w:bottom w:val="single" w:sz="4" w:space="0" w:color="000000"/>
+              <w:right w:val="single" w:sz="4" w:space="0" w:color="000000"/>
+            </w:tcBorders>
+          </w:tcPr>
+          <w:p>
+            <w:pPr>
+              <w:pStyle w:val="aa"/>
+            </w:pPr>
+            <w:r>
               <w:t>Стратегическое управление</w:t>
             </w:r>
           </w:p>
@@ -1640,87 +1320,74 @@
     </w:tbl>
     <w:p>
       <w:pPr>
-        <w:pStyle w:val="BodyText"/>
-        <w:rPr/>
-      </w:pPr>
-      <w:r>
-        <w:rPr/>
+        <w:pStyle w:val="a5"/>
+      </w:pPr>
+      <w:r>
         <w:t>Все системы образуют иерархическую структуру, где данные передаются от нижнего уровня к верхнему для принятия более глобальных решений.</w:t>
       </w:r>
     </w:p>
     <w:p>
       <w:pPr>
-        <w:pStyle w:val="BodyText"/>
-        <w:rPr/>
-      </w:pPr>
-      <w:r>
-        <w:rPr/>
-      </w:r>
+        <w:pStyle w:val="a5"/>
+      </w:pPr>
       <w:r>
         <w:br w:type="page"/>
       </w:r>
     </w:p>
     <w:p>
       <w:pPr>
-        <w:pStyle w:val="BodyText"/>
-        <w:spacing w:before="0" w:after="0"/>
-        <w:rPr/>
-      </w:pPr>
-      <w:r>
-        <w:rPr/>
+        <w:pStyle w:val="a5"/>
+      </w:pPr>
+      <w:r>
+        <w:lastRenderedPageBreak/>
         <w:t>Контрольный вопрос 2</w:t>
       </w:r>
     </w:p>
     <w:p>
       <w:pPr>
-        <w:pStyle w:val="Style20"/>
-        <w:rPr/>
-      </w:pPr>
-      <w:r>
-        <w:rPr/>
+        <w:pStyle w:val="ac"/>
+      </w:pPr>
+      <w:r>
         <w:t>Таблица 1. Технические средства</w:t>
       </w:r>
     </w:p>
     <w:tbl>
       <w:tblPr>
         <w:tblW w:w="5000" w:type="pct"/>
-        <w:jc w:val="start"/>
         <w:tblInd w:w="-5" w:type="dxa"/>
         <w:tblLayout w:type="fixed"/>
         <w:tblCellMar>
           <w:top w:w="55" w:type="dxa"/>
-          <w:start w:w="55" w:type="dxa"/>
+          <w:left w:w="55" w:type="dxa"/>
           <w:bottom w:w="55" w:type="dxa"/>
-          <w:end w:w="55" w:type="dxa"/>
+          <w:right w:w="55" w:type="dxa"/>
         </w:tblCellMar>
-        <w:tblLook w:val="04a0" w:firstRow="1" w:noVBand="1" w:lastRow="0" w:firstColumn="1" w:lastColumn="0" w:noHBand="0"/>
+        <w:tblLook w:val="04A0" w:firstRow="1" w:lastRow="0" w:firstColumn="1" w:lastColumn="0" w:noHBand="0" w:noVBand="1"/>
       </w:tblPr>
       <w:tblGrid>
-        <w:gridCol w:w="1596"/>
-        <w:gridCol w:w="1920"/>
-        <w:gridCol w:w="1991"/>
-        <w:gridCol w:w="4132"/>
+        <w:gridCol w:w="1594"/>
+        <w:gridCol w:w="1918"/>
+        <w:gridCol w:w="1989"/>
+        <w:gridCol w:w="4128"/>
       </w:tblGrid>
       <w:tr>
         <w:trPr>
-          <w:tblHeader w:val="true"/>
+          <w:tblHeader/>
         </w:trPr>
         <w:tc>
           <w:tcPr>
             <w:tcW w:w="1596" w:type="dxa"/>
             <w:tcBorders>
               <w:top w:val="single" w:sz="4" w:space="0" w:color="000000"/>
-              <w:start w:val="single" w:sz="4" w:space="0" w:color="000000"/>
-              <w:bottom w:val="single" w:sz="4" w:space="0" w:color="000000"/>
-            </w:tcBorders>
-          </w:tcPr>
-          <w:p>
-            <w:pPr>
-              <w:pStyle w:val="Style19"/>
-              <w:rPr/>
-            </w:pPr>
-            <w:r>
-              <w:rPr/>
+              <w:left w:val="single" w:sz="4" w:space="0" w:color="000000"/>
+              <w:bottom w:val="single" w:sz="4" w:space="0" w:color="000000"/>
+            </w:tcBorders>
+          </w:tcPr>
+          <w:p>
+            <w:pPr>
+              <w:pStyle w:val="ab"/>
+            </w:pPr>
+            <w:r>
               <w:t>Тип оборудования</w:t>
             </w:r>
           </w:p>
@@ -1730,17 +1397,15 @@
             <w:tcW w:w="1920" w:type="dxa"/>
             <w:tcBorders>
               <w:top w:val="single" w:sz="4" w:space="0" w:color="000000"/>
-              <w:start w:val="single" w:sz="4" w:space="0" w:color="000000"/>
-              <w:bottom w:val="single" w:sz="4" w:space="0" w:color="000000"/>
-            </w:tcBorders>
-          </w:tcPr>
-          <w:p>
-            <w:pPr>
-              <w:pStyle w:val="Style19"/>
-              <w:rPr/>
-            </w:pPr>
-            <w:r>
-              <w:rPr/>
+              <w:left w:val="single" w:sz="4" w:space="0" w:color="000000"/>
+              <w:bottom w:val="single" w:sz="4" w:space="0" w:color="000000"/>
+            </w:tcBorders>
+          </w:tcPr>
+          <w:p>
+            <w:pPr>
+              <w:pStyle w:val="ab"/>
+            </w:pPr>
+            <w:r>
               <w:t>Производитель</w:t>
             </w:r>
           </w:p>
@@ -1750,17 +1415,15 @@
             <w:tcW w:w="1991" w:type="dxa"/>
             <w:tcBorders>
               <w:top w:val="single" w:sz="4" w:space="0" w:color="000000"/>
-              <w:start w:val="single" w:sz="4" w:space="0" w:color="000000"/>
-              <w:bottom w:val="single" w:sz="4" w:space="0" w:color="000000"/>
-            </w:tcBorders>
-          </w:tcPr>
-          <w:p>
-            <w:pPr>
-              <w:pStyle w:val="Style19"/>
-              <w:rPr/>
-            </w:pPr>
-            <w:r>
-              <w:rPr/>
+              <w:left w:val="single" w:sz="4" w:space="0" w:color="000000"/>
+              <w:bottom w:val="single" w:sz="4" w:space="0" w:color="000000"/>
+            </w:tcBorders>
+          </w:tcPr>
+          <w:p>
+            <w:pPr>
+              <w:pStyle w:val="ab"/>
+            </w:pPr>
+            <w:r>
               <w:t>Модели/Серии</w:t>
             </w:r>
           </w:p>
@@ -1770,43 +1433,39 @@
             <w:tcW w:w="4132" w:type="dxa"/>
             <w:tcBorders>
               <w:top w:val="single" w:sz="4" w:space="0" w:color="000000"/>
-              <w:start w:val="single" w:sz="4" w:space="0" w:color="000000"/>
-              <w:bottom w:val="single" w:sz="4" w:space="0" w:color="000000"/>
-              <w:end w:val="single" w:sz="4" w:space="0" w:color="000000"/>
-            </w:tcBorders>
-          </w:tcPr>
-          <w:p>
-            <w:pPr>
-              <w:pStyle w:val="Style19"/>
-              <w:rPr/>
-            </w:pPr>
-            <w:r>
-              <w:rPr/>
+              <w:left w:val="single" w:sz="4" w:space="0" w:color="000000"/>
+              <w:bottom w:val="single" w:sz="4" w:space="0" w:color="000000"/>
+              <w:right w:val="single" w:sz="4" w:space="0" w:color="000000"/>
+            </w:tcBorders>
+          </w:tcPr>
+          <w:p>
+            <w:pPr>
+              <w:pStyle w:val="ab"/>
+            </w:pPr>
+            <w:r>
               <w:t>Описание</w:t>
             </w:r>
           </w:p>
         </w:tc>
       </w:tr>
       <w:tr>
-        <w:trPr/>
         <w:tc>
           <w:tcPr>
             <w:tcW w:w="1596" w:type="dxa"/>
             <w:vMerge w:val="restart"/>
             <w:tcBorders>
-              <w:start w:val="single" w:sz="4" w:space="0" w:color="000000"/>
-              <w:bottom w:val="single" w:sz="4" w:space="0" w:color="000000"/>
-            </w:tcBorders>
-          </w:tcPr>
-          <w:p>
-            <w:pPr>
-              <w:pStyle w:val="Style18"/>
-              <w:rPr>
-                <w:rFonts w:cs="Times New Roman"/>
-              </w:rPr>
-            </w:pPr>
-            <w:r>
-              <w:rPr/>
+              <w:left w:val="single" w:sz="4" w:space="0" w:color="000000"/>
+              <w:bottom w:val="single" w:sz="4" w:space="0" w:color="000000"/>
+            </w:tcBorders>
+          </w:tcPr>
+          <w:p>
+            <w:pPr>
+              <w:pStyle w:val="aa"/>
+              <w:rPr>
+                <w:rFonts w:cs="Times New Roman"/>
+              </w:rPr>
+            </w:pPr>
+            <w:r>
               <w:t>Серверы</w:t>
             </w:r>
           </w:p>
@@ -1815,41 +1474,41 @@
           <w:tcPr>
             <w:tcW w:w="1920" w:type="dxa"/>
             <w:tcBorders>
-              <w:start w:val="single" w:sz="4" w:space="0" w:color="000000"/>
-              <w:bottom w:val="single" w:sz="4" w:space="0" w:color="000000"/>
-            </w:tcBorders>
-          </w:tcPr>
-          <w:p>
-            <w:pPr>
-              <w:pStyle w:val="Style18"/>
+              <w:left w:val="single" w:sz="4" w:space="0" w:color="000000"/>
+              <w:bottom w:val="single" w:sz="4" w:space="0" w:color="000000"/>
+            </w:tcBorders>
+          </w:tcPr>
+          <w:p>
+            <w:pPr>
+              <w:pStyle w:val="aa"/>
               <w:rPr>
                 <w:rFonts w:cs="Times New Roman"/>
                 <w:lang w:val="en-US"/>
               </w:rPr>
             </w:pPr>
-            <w:r>
-              <w:rPr/>
+            <w:proofErr w:type="spellStart"/>
+            <w:r>
               <w:t>Yadro</w:t>
             </w:r>
+            <w:proofErr w:type="spellEnd"/>
           </w:p>
         </w:tc>
         <w:tc>
           <w:tcPr>
             <w:tcW w:w="1991" w:type="dxa"/>
             <w:tcBorders>
-              <w:start w:val="single" w:sz="4" w:space="0" w:color="000000"/>
-              <w:bottom w:val="single" w:sz="4" w:space="0" w:color="000000"/>
-            </w:tcBorders>
-          </w:tcPr>
-          <w:p>
-            <w:pPr>
-              <w:pStyle w:val="Style18"/>
-              <w:rPr>
-                <w:rFonts w:cs="Times New Roman"/>
-              </w:rPr>
-            </w:pPr>
-            <w:r>
-              <w:rPr/>
+              <w:left w:val="single" w:sz="4" w:space="0" w:color="000000"/>
+              <w:bottom w:val="single" w:sz="4" w:space="0" w:color="000000"/>
+            </w:tcBorders>
+          </w:tcPr>
+          <w:p>
+            <w:pPr>
+              <w:pStyle w:val="aa"/>
+              <w:rPr>
+                <w:rFonts w:cs="Times New Roman"/>
+              </w:rPr>
+            </w:pPr>
+            <w:r>
               <w:t>VEGMAN R100, VEGMAN R220</w:t>
             </w:r>
           </w:p>
@@ -1858,70 +1517,61 @@
           <w:tcPr>
             <w:tcW w:w="4132" w:type="dxa"/>
             <w:tcBorders>
-              <w:start w:val="single" w:sz="4" w:space="0" w:color="000000"/>
-              <w:bottom w:val="single" w:sz="4" w:space="0" w:color="000000"/>
-              <w:end w:val="single" w:sz="4" w:space="0" w:color="000000"/>
-            </w:tcBorders>
-          </w:tcPr>
-          <w:p>
-            <w:pPr>
-              <w:pStyle w:val="Style18"/>
-              <w:rPr>
-                <w:rFonts w:cs="Times New Roman"/>
-              </w:rPr>
-            </w:pPr>
-            <w:r>
-              <w:rPr/>
+              <w:left w:val="single" w:sz="4" w:space="0" w:color="000000"/>
+              <w:bottom w:val="single" w:sz="4" w:space="0" w:color="000000"/>
+              <w:right w:val="single" w:sz="4" w:space="0" w:color="000000"/>
+            </w:tcBorders>
+          </w:tcPr>
+          <w:p>
+            <w:pPr>
+              <w:pStyle w:val="aa"/>
+              <w:rPr>
+                <w:rFonts w:cs="Times New Roman"/>
+              </w:rPr>
+            </w:pPr>
+            <w:r>
               <w:t>Высокопроизводительные серверы на базе процессоров Intel Xeon для ЦОД, поддерживают масштабирование до 2 сокетов, горячую замену компонентов</w:t>
             </w:r>
           </w:p>
         </w:tc>
       </w:tr>
       <w:tr>
-        <w:trPr/>
         <w:tc>
           <w:tcPr>
             <w:tcW w:w="1596" w:type="dxa"/>
-            <w:vMerge w:val="continue"/>
-            <w:tcBorders>
-              <w:start w:val="single" w:sz="4" w:space="0" w:color="000000"/>
-              <w:bottom w:val="single" w:sz="4" w:space="0" w:color="000000"/>
-            </w:tcBorders>
-          </w:tcPr>
-          <w:p>
-            <w:pPr>
-              <w:pStyle w:val="Style18"/>
+            <w:vMerge/>
+            <w:tcBorders>
+              <w:left w:val="single" w:sz="4" w:space="0" w:color="000000"/>
+              <w:bottom w:val="single" w:sz="4" w:space="0" w:color="000000"/>
+            </w:tcBorders>
+          </w:tcPr>
+          <w:p>
+            <w:pPr>
+              <w:pStyle w:val="aa"/>
               <w:rPr>
                 <w:rFonts w:cs="Times New Roman"/>
                 <w:color w:val="000000"/>
               </w:rPr>
             </w:pPr>
-            <w:r>
-              <w:rPr>
-                <w:rFonts w:cs="Times New Roman"/>
-                <w:color w:val="000000"/>
-              </w:rPr>
-            </w:r>
           </w:p>
         </w:tc>
         <w:tc>
           <w:tcPr>
             <w:tcW w:w="1920" w:type="dxa"/>
             <w:tcBorders>
-              <w:start w:val="single" w:sz="4" w:space="0" w:color="000000"/>
-              <w:bottom w:val="single" w:sz="4" w:space="0" w:color="000000"/>
-            </w:tcBorders>
-          </w:tcPr>
-          <w:p>
-            <w:pPr>
-              <w:pStyle w:val="Style18"/>
+              <w:left w:val="single" w:sz="4" w:space="0" w:color="000000"/>
+              <w:bottom w:val="single" w:sz="4" w:space="0" w:color="000000"/>
+            </w:tcBorders>
+          </w:tcPr>
+          <w:p>
+            <w:pPr>
+              <w:pStyle w:val="aa"/>
               <w:rPr>
                 <w:rFonts w:cs="Times New Roman"/>
                 <w:lang w:val="en-US"/>
               </w:rPr>
             </w:pPr>
             <w:r>
-              <w:rPr/>
               <w:t>DEPO Computers</w:t>
             </w:r>
           </w:p>
@@ -1930,20 +1580,19 @@
           <w:tcPr>
             <w:tcW w:w="1991" w:type="dxa"/>
             <w:tcBorders>
-              <w:start w:val="single" w:sz="4" w:space="0" w:color="000000"/>
-              <w:bottom w:val="single" w:sz="4" w:space="0" w:color="000000"/>
-            </w:tcBorders>
-          </w:tcPr>
-          <w:p>
-            <w:pPr>
-              <w:pStyle w:val="Style18"/>
+              <w:left w:val="single" w:sz="4" w:space="0" w:color="000000"/>
+              <w:bottom w:val="single" w:sz="4" w:space="0" w:color="000000"/>
+            </w:tcBorders>
+          </w:tcPr>
+          <w:p>
+            <w:pPr>
+              <w:pStyle w:val="aa"/>
               <w:rPr>
                 <w:rFonts w:cs="Times New Roman"/>
                 <w:lang w:val="en-US"/>
               </w:rPr>
             </w:pPr>
             <w:r>
-              <w:rPr/>
               <w:t>DEPO Storm 3450, DEPO Storm 4450</w:t>
             </w:r>
           </w:p>
@@ -1952,88 +1601,81 @@
           <w:tcPr>
             <w:tcW w:w="4132" w:type="dxa"/>
             <w:tcBorders>
-              <w:start w:val="single" w:sz="4" w:space="0" w:color="000000"/>
-              <w:bottom w:val="single" w:sz="4" w:space="0" w:color="000000"/>
-              <w:end w:val="single" w:sz="4" w:space="0" w:color="000000"/>
-            </w:tcBorders>
-          </w:tcPr>
-          <w:p>
-            <w:pPr>
-              <w:pStyle w:val="Style18"/>
-              <w:rPr>
-                <w:rFonts w:cs="Times New Roman"/>
-              </w:rPr>
-            </w:pPr>
-            <w:r>
-              <w:rPr/>
+              <w:left w:val="single" w:sz="4" w:space="0" w:color="000000"/>
+              <w:bottom w:val="single" w:sz="4" w:space="0" w:color="000000"/>
+              <w:right w:val="single" w:sz="4" w:space="0" w:color="000000"/>
+            </w:tcBorders>
+          </w:tcPr>
+          <w:p>
+            <w:pPr>
+              <w:pStyle w:val="aa"/>
+              <w:rPr>
+                <w:rFonts w:cs="Times New Roman"/>
+              </w:rPr>
+            </w:pPr>
+            <w:r>
               <w:t>Корпоративные серверные платформы с поддержкой виртуализации, горячей замены дисков и блоков питания</w:t>
             </w:r>
           </w:p>
         </w:tc>
       </w:tr>
       <w:tr>
-        <w:trPr/>
         <w:tc>
           <w:tcPr>
             <w:tcW w:w="1596" w:type="dxa"/>
-            <w:vMerge w:val="continue"/>
-            <w:tcBorders>
-              <w:start w:val="single" w:sz="4" w:space="0" w:color="000000"/>
-              <w:bottom w:val="single" w:sz="4" w:space="0" w:color="000000"/>
-            </w:tcBorders>
-          </w:tcPr>
-          <w:p>
-            <w:pPr>
-              <w:pStyle w:val="Style18"/>
-              <w:rPr>
-                <w:rFonts w:cs="Times New Roman"/>
-              </w:rPr>
-            </w:pPr>
-            <w:r>
-              <w:rPr>
-                <w:rFonts w:cs="Times New Roman"/>
-              </w:rPr>
-            </w:r>
+            <w:vMerge/>
+            <w:tcBorders>
+              <w:left w:val="single" w:sz="4" w:space="0" w:color="000000"/>
+              <w:bottom w:val="single" w:sz="4" w:space="0" w:color="000000"/>
+            </w:tcBorders>
+          </w:tcPr>
+          <w:p>
+            <w:pPr>
+              <w:pStyle w:val="aa"/>
+              <w:rPr>
+                <w:rFonts w:cs="Times New Roman"/>
+              </w:rPr>
+            </w:pPr>
           </w:p>
         </w:tc>
         <w:tc>
           <w:tcPr>
             <w:tcW w:w="1920" w:type="dxa"/>
             <w:tcBorders>
-              <w:start w:val="single" w:sz="4" w:space="0" w:color="000000"/>
-              <w:bottom w:val="single" w:sz="4" w:space="0" w:color="000000"/>
-            </w:tcBorders>
-          </w:tcPr>
-          <w:p>
-            <w:pPr>
-              <w:pStyle w:val="Style18"/>
-              <w:rPr>
-                <w:rFonts w:cs="Times New Roman"/>
-              </w:rPr>
-            </w:pPr>
-            <w:r>
-              <w:rPr/>
+              <w:left w:val="single" w:sz="4" w:space="0" w:color="000000"/>
+              <w:bottom w:val="single" w:sz="4" w:space="0" w:color="000000"/>
+            </w:tcBorders>
+          </w:tcPr>
+          <w:p>
+            <w:pPr>
+              <w:pStyle w:val="aa"/>
+              <w:rPr>
+                <w:rFonts w:cs="Times New Roman"/>
+              </w:rPr>
+            </w:pPr>
+            <w:proofErr w:type="spellStart"/>
+            <w:r>
               <w:t>iRU</w:t>
             </w:r>
+            <w:proofErr w:type="spellEnd"/>
           </w:p>
         </w:tc>
         <w:tc>
           <w:tcPr>
             <w:tcW w:w="1991" w:type="dxa"/>
             <w:tcBorders>
-              <w:start w:val="single" w:sz="4" w:space="0" w:color="000000"/>
-              <w:bottom w:val="single" w:sz="4" w:space="0" w:color="000000"/>
-            </w:tcBorders>
-          </w:tcPr>
-          <w:p>
-            <w:pPr>
-              <w:pStyle w:val="Style18"/>
-              <w:rPr>
-                <w:rFonts w:cs="Times New Roman"/>
-              </w:rPr>
-            </w:pPr>
-            <w:r>
-              <w:rPr/>
+              <w:left w:val="single" w:sz="4" w:space="0" w:color="000000"/>
+              <w:bottom w:val="single" w:sz="4" w:space="0" w:color="000000"/>
+            </w:tcBorders>
+          </w:tcPr>
+          <w:p>
+            <w:pPr>
+              <w:pStyle w:val="aa"/>
+              <w:rPr>
+                <w:rFonts w:cs="Times New Roman"/>
+              </w:rPr>
+            </w:pPr>
+            <w:r>
               <w:t>Rock G2212IG6</w:t>
             </w:r>
           </w:p>
@@ -2042,45 +1684,42 @@
           <w:tcPr>
             <w:tcW w:w="4132" w:type="dxa"/>
             <w:tcBorders>
-              <w:start w:val="single" w:sz="4" w:space="0" w:color="000000"/>
-              <w:bottom w:val="single" w:sz="4" w:space="0" w:color="000000"/>
-              <w:end w:val="single" w:sz="4" w:space="0" w:color="000000"/>
-            </w:tcBorders>
-          </w:tcPr>
-          <w:p>
-            <w:pPr>
-              <w:pStyle w:val="Style18"/>
-              <w:rPr>
-                <w:rFonts w:cs="Times New Roman"/>
-              </w:rPr>
-            </w:pPr>
-            <w:r>
-              <w:rPr/>
+              <w:left w:val="single" w:sz="4" w:space="0" w:color="000000"/>
+              <w:bottom w:val="single" w:sz="4" w:space="0" w:color="000000"/>
+              <w:right w:val="single" w:sz="4" w:space="0" w:color="000000"/>
+            </w:tcBorders>
+          </w:tcPr>
+          <w:p>
+            <w:pPr>
+              <w:pStyle w:val="aa"/>
+              <w:rPr>
+                <w:rFonts w:cs="Times New Roman"/>
+              </w:rPr>
+            </w:pPr>
+            <w:r>
               <w:t>Сервер на базе процессоров Intel Xeon 6-го поколения, оптимизирован для высоконагруженных вычислений и виртуализации</w:t>
             </w:r>
           </w:p>
         </w:tc>
       </w:tr>
       <w:tr>
-        <w:trPr/>
         <w:tc>
           <w:tcPr>
             <w:tcW w:w="1596" w:type="dxa"/>
             <w:vMerge w:val="restart"/>
             <w:tcBorders>
-              <w:start w:val="single" w:sz="4" w:space="0" w:color="000000"/>
-              <w:bottom w:val="single" w:sz="4" w:space="0" w:color="000000"/>
-            </w:tcBorders>
-          </w:tcPr>
-          <w:p>
-            <w:pPr>
-              <w:pStyle w:val="Style18"/>
-              <w:rPr>
-                <w:rFonts w:cs="Times New Roman"/>
-              </w:rPr>
-            </w:pPr>
-            <w:r>
-              <w:rPr/>
+              <w:left w:val="single" w:sz="4" w:space="0" w:color="000000"/>
+              <w:bottom w:val="single" w:sz="4" w:space="0" w:color="000000"/>
+            </w:tcBorders>
+          </w:tcPr>
+          <w:p>
+            <w:pPr>
+              <w:pStyle w:val="aa"/>
+              <w:rPr>
+                <w:rFonts w:cs="Times New Roman"/>
+              </w:rPr>
+            </w:pPr>
+            <w:r>
               <w:t>Коммутаторы</w:t>
             </w:r>
           </w:p>
@@ -2089,19 +1728,18 @@
           <w:tcPr>
             <w:tcW w:w="1920" w:type="dxa"/>
             <w:tcBorders>
-              <w:start w:val="single" w:sz="4" w:space="0" w:color="000000"/>
-              <w:bottom w:val="single" w:sz="4" w:space="0" w:color="000000"/>
-            </w:tcBorders>
-          </w:tcPr>
-          <w:p>
-            <w:pPr>
-              <w:pStyle w:val="Style18"/>
-              <w:rPr>
-                <w:rFonts w:cs="Times New Roman"/>
-              </w:rPr>
-            </w:pPr>
-            <w:r>
-              <w:rPr/>
+              <w:left w:val="single" w:sz="4" w:space="0" w:color="000000"/>
+              <w:bottom w:val="single" w:sz="4" w:space="0" w:color="000000"/>
+            </w:tcBorders>
+          </w:tcPr>
+          <w:p>
+            <w:pPr>
+              <w:pStyle w:val="aa"/>
+              <w:rPr>
+                <w:rFonts w:cs="Times New Roman"/>
+              </w:rPr>
+            </w:pPr>
+            <w:r>
               <w:t>QTECH</w:t>
             </w:r>
           </w:p>
@@ -2110,19 +1748,18 @@
           <w:tcPr>
             <w:tcW w:w="1991" w:type="dxa"/>
             <w:tcBorders>
-              <w:start w:val="single" w:sz="4" w:space="0" w:color="000000"/>
-              <w:bottom w:val="single" w:sz="4" w:space="0" w:color="000000"/>
-            </w:tcBorders>
-          </w:tcPr>
-          <w:p>
-            <w:pPr>
-              <w:pStyle w:val="Style18"/>
-              <w:rPr>
-                <w:rFonts w:cs="Times New Roman"/>
-              </w:rPr>
-            </w:pPr>
-            <w:r>
-              <w:rPr/>
+              <w:left w:val="single" w:sz="4" w:space="0" w:color="000000"/>
+              <w:bottom w:val="single" w:sz="4" w:space="0" w:color="000000"/>
+            </w:tcBorders>
+          </w:tcPr>
+          <w:p>
+            <w:pPr>
+              <w:pStyle w:val="aa"/>
+              <w:rPr>
+                <w:rFonts w:cs="Times New Roman"/>
+              </w:rPr>
+            </w:pPr>
+            <w:r>
               <w:t>QSW-2800, QSW-3750, QSW-4600</w:t>
             </w:r>
           </w:p>
@@ -2131,67 +1768,59 @@
           <w:tcPr>
             <w:tcW w:w="4132" w:type="dxa"/>
             <w:tcBorders>
-              <w:start w:val="single" w:sz="4" w:space="0" w:color="000000"/>
-              <w:bottom w:val="single" w:sz="4" w:space="0" w:color="000000"/>
-              <w:end w:val="single" w:sz="4" w:space="0" w:color="000000"/>
-            </w:tcBorders>
-          </w:tcPr>
-          <w:p>
-            <w:pPr>
-              <w:pStyle w:val="Style18"/>
-              <w:rPr>
-                <w:rFonts w:cs="Times New Roman"/>
-              </w:rPr>
-            </w:pPr>
-            <w:r>
-              <w:rPr/>
+              <w:left w:val="single" w:sz="4" w:space="0" w:color="000000"/>
+              <w:bottom w:val="single" w:sz="4" w:space="0" w:color="000000"/>
+              <w:right w:val="single" w:sz="4" w:space="0" w:color="000000"/>
+            </w:tcBorders>
+          </w:tcPr>
+          <w:p>
+            <w:pPr>
+              <w:pStyle w:val="aa"/>
+              <w:rPr>
+                <w:rFonts w:cs="Times New Roman"/>
+              </w:rPr>
+            </w:pPr>
+            <w:r>
               <w:t>Управляемые коммутаторы L2/L3 для построения корпоративных сетей, поддерживают статическую и динамическую маршрутизацию, агрегацию каналов</w:t>
             </w:r>
           </w:p>
         </w:tc>
       </w:tr>
       <w:tr>
-        <w:trPr/>
         <w:tc>
           <w:tcPr>
             <w:tcW w:w="1596" w:type="dxa"/>
-            <w:vMerge w:val="continue"/>
-            <w:tcBorders>
-              <w:start w:val="single" w:sz="4" w:space="0" w:color="000000"/>
-              <w:bottom w:val="single" w:sz="4" w:space="0" w:color="000000"/>
-            </w:tcBorders>
-          </w:tcPr>
-          <w:p>
-            <w:pPr>
-              <w:pStyle w:val="Style18"/>
-              <w:rPr>
-                <w:rFonts w:cs="Times New Roman"/>
-              </w:rPr>
-            </w:pPr>
-            <w:r>
-              <w:rPr>
-                <w:rFonts w:cs="Times New Roman"/>
-              </w:rPr>
-            </w:r>
+            <w:vMerge/>
+            <w:tcBorders>
+              <w:left w:val="single" w:sz="4" w:space="0" w:color="000000"/>
+              <w:bottom w:val="single" w:sz="4" w:space="0" w:color="000000"/>
+            </w:tcBorders>
+          </w:tcPr>
+          <w:p>
+            <w:pPr>
+              <w:pStyle w:val="aa"/>
+              <w:rPr>
+                <w:rFonts w:cs="Times New Roman"/>
+              </w:rPr>
+            </w:pPr>
           </w:p>
         </w:tc>
         <w:tc>
           <w:tcPr>
             <w:tcW w:w="1920" w:type="dxa"/>
             <w:tcBorders>
-              <w:start w:val="single" w:sz="4" w:space="0" w:color="000000"/>
-              <w:bottom w:val="single" w:sz="4" w:space="0" w:color="000000"/>
-            </w:tcBorders>
-          </w:tcPr>
-          <w:p>
-            <w:pPr>
-              <w:pStyle w:val="Style18"/>
-              <w:rPr>
-                <w:rFonts w:cs="Times New Roman"/>
-              </w:rPr>
-            </w:pPr>
-            <w:r>
-              <w:rPr/>
+              <w:left w:val="single" w:sz="4" w:space="0" w:color="000000"/>
+              <w:bottom w:val="single" w:sz="4" w:space="0" w:color="000000"/>
+            </w:tcBorders>
+          </w:tcPr>
+          <w:p>
+            <w:pPr>
+              <w:pStyle w:val="aa"/>
+              <w:rPr>
+                <w:rFonts w:cs="Times New Roman"/>
+              </w:rPr>
+            </w:pPr>
+            <w:r>
               <w:t>ELTEX</w:t>
             </w:r>
           </w:p>
@@ -2200,19 +1829,18 @@
           <w:tcPr>
             <w:tcW w:w="1991" w:type="dxa"/>
             <w:tcBorders>
-              <w:start w:val="single" w:sz="4" w:space="0" w:color="000000"/>
-              <w:bottom w:val="single" w:sz="4" w:space="0" w:color="000000"/>
-            </w:tcBorders>
-          </w:tcPr>
-          <w:p>
-            <w:pPr>
-              <w:pStyle w:val="Style18"/>
-              <w:rPr>
-                <w:rFonts w:cs="Times New Roman"/>
-              </w:rPr>
-            </w:pPr>
-            <w:r>
-              <w:rPr/>
+              <w:left w:val="single" w:sz="4" w:space="0" w:color="000000"/>
+              <w:bottom w:val="single" w:sz="4" w:space="0" w:color="000000"/>
+            </w:tcBorders>
+          </w:tcPr>
+          <w:p>
+            <w:pPr>
+              <w:pStyle w:val="aa"/>
+              <w:rPr>
+                <w:rFonts w:cs="Times New Roman"/>
+              </w:rPr>
+            </w:pPr>
+            <w:r>
               <w:t>MES2300, MES2424, MES3324</w:t>
             </w:r>
           </w:p>
@@ -2221,67 +1849,72 @@
           <w:tcPr>
             <w:tcW w:w="4132" w:type="dxa"/>
             <w:tcBorders>
-              <w:start w:val="single" w:sz="4" w:space="0" w:color="000000"/>
-              <w:bottom w:val="single" w:sz="4" w:space="0" w:color="000000"/>
-              <w:end w:val="single" w:sz="4" w:space="0" w:color="000000"/>
-            </w:tcBorders>
-          </w:tcPr>
-          <w:p>
-            <w:pPr>
-              <w:pStyle w:val="Style18"/>
-              <w:rPr>
-                <w:rFonts w:cs="Times New Roman"/>
-              </w:rPr>
-            </w:pPr>
-            <w:r>
-              <w:rPr/>
-              <w:t>Линейка управляемых коммутаторов доступа и агрегации с поддержкой PoE, L3-маршрутизации, стекирования</w:t>
-            </w:r>
+              <w:left w:val="single" w:sz="4" w:space="0" w:color="000000"/>
+              <w:bottom w:val="single" w:sz="4" w:space="0" w:color="000000"/>
+              <w:right w:val="single" w:sz="4" w:space="0" w:color="000000"/>
+            </w:tcBorders>
+          </w:tcPr>
+          <w:p>
+            <w:pPr>
+              <w:pStyle w:val="aa"/>
+              <w:rPr>
+                <w:rFonts w:cs="Times New Roman"/>
+              </w:rPr>
+            </w:pPr>
+            <w:r>
+              <w:t xml:space="preserve">Линейка управляемых коммутаторов доступа и агрегации с поддержкой </w:t>
+            </w:r>
+            <w:proofErr w:type="spellStart"/>
+            <w:r>
+              <w:t>PoE</w:t>
+            </w:r>
+            <w:proofErr w:type="spellEnd"/>
+            <w:r>
+              <w:t xml:space="preserve">, L3-маршрутизации, </w:t>
+            </w:r>
+            <w:proofErr w:type="spellStart"/>
+            <w:r>
+              <w:t>стекирования</w:t>
+            </w:r>
+            <w:proofErr w:type="spellEnd"/>
           </w:p>
         </w:tc>
       </w:tr>
       <w:tr>
-        <w:trPr/>
         <w:tc>
           <w:tcPr>
             <w:tcW w:w="1596" w:type="dxa"/>
-            <w:vMerge w:val="continue"/>
-            <w:tcBorders>
-              <w:start w:val="single" w:sz="4" w:space="0" w:color="000000"/>
-              <w:bottom w:val="single" w:sz="4" w:space="0" w:color="000000"/>
-            </w:tcBorders>
-          </w:tcPr>
-          <w:p>
-            <w:pPr>
-              <w:pStyle w:val="Style18"/>
-              <w:rPr>
-                <w:rFonts w:cs="Times New Roman"/>
-              </w:rPr>
-            </w:pPr>
-            <w:r>
-              <w:rPr>
-                <w:rFonts w:cs="Times New Roman"/>
-              </w:rPr>
-            </w:r>
+            <w:vMerge/>
+            <w:tcBorders>
+              <w:left w:val="single" w:sz="4" w:space="0" w:color="000000"/>
+              <w:bottom w:val="single" w:sz="4" w:space="0" w:color="000000"/>
+            </w:tcBorders>
+          </w:tcPr>
+          <w:p>
+            <w:pPr>
+              <w:pStyle w:val="aa"/>
+              <w:rPr>
+                <w:rFonts w:cs="Times New Roman"/>
+              </w:rPr>
+            </w:pPr>
           </w:p>
         </w:tc>
         <w:tc>
           <w:tcPr>
             <w:tcW w:w="1920" w:type="dxa"/>
             <w:tcBorders>
-              <w:start w:val="single" w:sz="4" w:space="0" w:color="000000"/>
-              <w:bottom w:val="single" w:sz="4" w:space="0" w:color="000000"/>
-            </w:tcBorders>
-          </w:tcPr>
-          <w:p>
-            <w:pPr>
-              <w:pStyle w:val="Style18"/>
-              <w:rPr>
-                <w:rFonts w:cs="Times New Roman"/>
-              </w:rPr>
-            </w:pPr>
-            <w:r>
-              <w:rPr/>
+              <w:left w:val="single" w:sz="4" w:space="0" w:color="000000"/>
+              <w:bottom w:val="single" w:sz="4" w:space="0" w:color="000000"/>
+            </w:tcBorders>
+          </w:tcPr>
+          <w:p>
+            <w:pPr>
+              <w:pStyle w:val="aa"/>
+              <w:rPr>
+                <w:rFonts w:cs="Times New Roman"/>
+              </w:rPr>
+            </w:pPr>
+            <w:r>
               <w:t>Морион</w:t>
             </w:r>
           </w:p>
@@ -2290,19 +1923,18 @@
           <w:tcPr>
             <w:tcW w:w="1991" w:type="dxa"/>
             <w:tcBorders>
-              <w:start w:val="single" w:sz="4" w:space="0" w:color="000000"/>
-              <w:bottom w:val="single" w:sz="4" w:space="0" w:color="000000"/>
-            </w:tcBorders>
-          </w:tcPr>
-          <w:p>
-            <w:pPr>
-              <w:pStyle w:val="Style18"/>
-              <w:rPr>
-                <w:rFonts w:cs="Times New Roman"/>
-              </w:rPr>
-            </w:pPr>
-            <w:r>
-              <w:rPr/>
+              <w:left w:val="single" w:sz="4" w:space="0" w:color="000000"/>
+              <w:bottom w:val="single" w:sz="4" w:space="0" w:color="000000"/>
+            </w:tcBorders>
+          </w:tcPr>
+          <w:p>
+            <w:pPr>
+              <w:pStyle w:val="aa"/>
+              <w:rPr>
+                <w:rFonts w:cs="Times New Roman"/>
+              </w:rPr>
+            </w:pPr>
+            <w:r>
               <w:t>КРМ-5960-28F, КАМ-5960-28Т</w:t>
             </w:r>
           </w:p>
@@ -2311,45 +1943,42 @@
           <w:tcPr>
             <w:tcW w:w="4132" w:type="dxa"/>
             <w:tcBorders>
-              <w:start w:val="single" w:sz="4" w:space="0" w:color="000000"/>
-              <w:bottom w:val="single" w:sz="4" w:space="0" w:color="000000"/>
-              <w:end w:val="single" w:sz="4" w:space="0" w:color="000000"/>
-            </w:tcBorders>
-          </w:tcPr>
-          <w:p>
-            <w:pPr>
-              <w:pStyle w:val="Style18"/>
-              <w:rPr>
-                <w:rFonts w:cs="Times New Roman"/>
-              </w:rPr>
-            </w:pPr>
-            <w:r>
-              <w:rPr/>
+              <w:left w:val="single" w:sz="4" w:space="0" w:color="000000"/>
+              <w:bottom w:val="single" w:sz="4" w:space="0" w:color="000000"/>
+              <w:right w:val="single" w:sz="4" w:space="0" w:color="000000"/>
+            </w:tcBorders>
+          </w:tcPr>
+          <w:p>
+            <w:pPr>
+              <w:pStyle w:val="aa"/>
+              <w:rPr>
+                <w:rFonts w:cs="Times New Roman"/>
+              </w:rPr>
+            </w:pPr>
+            <w:r>
               <w:t>Сертифицированные коммутаторы с поддержкой мандатного доступа, ACL, шифрования по ГОСТ, предназначены для защищённых инфраструктур</w:t>
             </w:r>
           </w:p>
         </w:tc>
       </w:tr>
       <w:tr>
-        <w:trPr/>
         <w:tc>
           <w:tcPr>
             <w:tcW w:w="1596" w:type="dxa"/>
             <w:vMerge w:val="restart"/>
             <w:tcBorders>
-              <w:start w:val="single" w:sz="4" w:space="0" w:color="000000"/>
-              <w:bottom w:val="single" w:sz="4" w:space="0" w:color="000000"/>
-            </w:tcBorders>
-          </w:tcPr>
-          <w:p>
-            <w:pPr>
-              <w:pStyle w:val="Style18"/>
-              <w:rPr>
-                <w:rFonts w:cs="Times New Roman"/>
-              </w:rPr>
-            </w:pPr>
-            <w:r>
-              <w:rPr/>
+              <w:left w:val="single" w:sz="4" w:space="0" w:color="000000"/>
+              <w:bottom w:val="single" w:sz="4" w:space="0" w:color="000000"/>
+            </w:tcBorders>
+          </w:tcPr>
+          <w:p>
+            <w:pPr>
+              <w:pStyle w:val="aa"/>
+              <w:rPr>
+                <w:rFonts w:cs="Times New Roman"/>
+              </w:rPr>
+            </w:pPr>
+            <w:r>
               <w:t>АРМ</w:t>
             </w:r>
           </w:p>
@@ -2358,19 +1987,18 @@
           <w:tcPr>
             <w:tcW w:w="1920" w:type="dxa"/>
             <w:tcBorders>
-              <w:start w:val="single" w:sz="4" w:space="0" w:color="000000"/>
-              <w:bottom w:val="single" w:sz="4" w:space="0" w:color="000000"/>
-            </w:tcBorders>
-          </w:tcPr>
-          <w:p>
-            <w:pPr>
-              <w:pStyle w:val="Style18"/>
-              <w:rPr>
-                <w:rFonts w:cs="Times New Roman"/>
-              </w:rPr>
-            </w:pPr>
-            <w:r>
-              <w:rPr/>
+              <w:left w:val="single" w:sz="4" w:space="0" w:color="000000"/>
+              <w:bottom w:val="single" w:sz="4" w:space="0" w:color="000000"/>
+            </w:tcBorders>
+          </w:tcPr>
+          <w:p>
+            <w:pPr>
+              <w:pStyle w:val="aa"/>
+              <w:rPr>
+                <w:rFonts w:cs="Times New Roman"/>
+              </w:rPr>
+            </w:pPr>
+            <w:r>
               <w:t>DEPO Computers</w:t>
             </w:r>
           </w:p>
@@ -2379,19 +2007,18 @@
           <w:tcPr>
             <w:tcW w:w="1991" w:type="dxa"/>
             <w:tcBorders>
-              <w:start w:val="single" w:sz="4" w:space="0" w:color="000000"/>
-              <w:bottom w:val="single" w:sz="4" w:space="0" w:color="000000"/>
-            </w:tcBorders>
-          </w:tcPr>
-          <w:p>
-            <w:pPr>
-              <w:pStyle w:val="Style18"/>
-              <w:rPr>
-                <w:rFonts w:cs="Times New Roman"/>
-              </w:rPr>
-            </w:pPr>
-            <w:r>
-              <w:rPr/>
+              <w:left w:val="single" w:sz="4" w:space="0" w:color="000000"/>
+              <w:bottom w:val="single" w:sz="4" w:space="0" w:color="000000"/>
+            </w:tcBorders>
+          </w:tcPr>
+          <w:p>
+            <w:pPr>
+              <w:pStyle w:val="aa"/>
+              <w:rPr>
+                <w:rFonts w:cs="Times New Roman"/>
+              </w:rPr>
+            </w:pPr>
+            <w:r>
               <w:t>Пересвет (серия АРМ)</w:t>
             </w:r>
           </w:p>
@@ -2400,67 +2027,59 @@
           <w:tcPr>
             <w:tcW w:w="4132" w:type="dxa"/>
             <w:tcBorders>
-              <w:start w:val="single" w:sz="4" w:space="0" w:color="000000"/>
-              <w:bottom w:val="single" w:sz="4" w:space="0" w:color="000000"/>
-              <w:end w:val="single" w:sz="4" w:space="0" w:color="000000"/>
-            </w:tcBorders>
-          </w:tcPr>
-          <w:p>
-            <w:pPr>
-              <w:pStyle w:val="Style18"/>
-              <w:rPr>
-                <w:rFonts w:cs="Times New Roman"/>
-              </w:rPr>
-            </w:pPr>
-            <w:r>
-              <w:rPr/>
+              <w:left w:val="single" w:sz="4" w:space="0" w:color="000000"/>
+              <w:bottom w:val="single" w:sz="4" w:space="0" w:color="000000"/>
+              <w:right w:val="single" w:sz="4" w:space="0" w:color="000000"/>
+            </w:tcBorders>
+          </w:tcPr>
+          <w:p>
+            <w:pPr>
+              <w:pStyle w:val="aa"/>
+              <w:rPr>
+                <w:rFonts w:cs="Times New Roman"/>
+              </w:rPr>
+            </w:pPr>
+            <w:r>
               <w:t>Линейка АРМ российского производства: ультракомпактные ПК, настольные ПК и моноблоки, совместимы с Astra Linux и РЕД ОС</w:t>
             </w:r>
           </w:p>
         </w:tc>
       </w:tr>
       <w:tr>
-        <w:trPr/>
         <w:tc>
           <w:tcPr>
             <w:tcW w:w="1596" w:type="dxa"/>
-            <w:vMerge w:val="continue"/>
-            <w:tcBorders>
-              <w:start w:val="single" w:sz="4" w:space="0" w:color="000000"/>
-              <w:bottom w:val="single" w:sz="4" w:space="0" w:color="000000"/>
-            </w:tcBorders>
-          </w:tcPr>
-          <w:p>
-            <w:pPr>
-              <w:pStyle w:val="Style18"/>
-              <w:rPr>
-                <w:rFonts w:cs="Times New Roman"/>
-              </w:rPr>
-            </w:pPr>
-            <w:r>
-              <w:rPr>
-                <w:rFonts w:cs="Times New Roman"/>
-              </w:rPr>
-            </w:r>
+            <w:vMerge/>
+            <w:tcBorders>
+              <w:left w:val="single" w:sz="4" w:space="0" w:color="000000"/>
+              <w:bottom w:val="single" w:sz="4" w:space="0" w:color="000000"/>
+            </w:tcBorders>
+          </w:tcPr>
+          <w:p>
+            <w:pPr>
+              <w:pStyle w:val="aa"/>
+              <w:rPr>
+                <w:rFonts w:cs="Times New Roman"/>
+              </w:rPr>
+            </w:pPr>
           </w:p>
         </w:tc>
         <w:tc>
           <w:tcPr>
             <w:tcW w:w="1920" w:type="dxa"/>
             <w:tcBorders>
-              <w:start w:val="single" w:sz="4" w:space="0" w:color="000000"/>
-              <w:bottom w:val="single" w:sz="4" w:space="0" w:color="000000"/>
-            </w:tcBorders>
-          </w:tcPr>
-          <w:p>
-            <w:pPr>
-              <w:pStyle w:val="Style18"/>
-              <w:rPr>
-                <w:rFonts w:cs="Times New Roman"/>
-              </w:rPr>
-            </w:pPr>
-            <w:r>
-              <w:rPr/>
+              <w:left w:val="single" w:sz="4" w:space="0" w:color="000000"/>
+              <w:bottom w:val="single" w:sz="4" w:space="0" w:color="000000"/>
+            </w:tcBorders>
+          </w:tcPr>
+          <w:p>
+            <w:pPr>
+              <w:pStyle w:val="aa"/>
+              <w:rPr>
+                <w:rFonts w:cs="Times New Roman"/>
+              </w:rPr>
+            </w:pPr>
+            <w:r>
               <w:t>Аквариус</w:t>
             </w:r>
           </w:p>
@@ -2469,19 +2088,18 @@
           <w:tcPr>
             <w:tcW w:w="1991" w:type="dxa"/>
             <w:tcBorders>
-              <w:start w:val="single" w:sz="4" w:space="0" w:color="000000"/>
-              <w:bottom w:val="single" w:sz="4" w:space="0" w:color="000000"/>
-            </w:tcBorders>
-          </w:tcPr>
-          <w:p>
-            <w:pPr>
-              <w:pStyle w:val="Style18"/>
-              <w:rPr>
-                <w:rFonts w:cs="Times New Roman"/>
-              </w:rPr>
-            </w:pPr>
-            <w:r>
-              <w:rPr/>
+              <w:left w:val="single" w:sz="4" w:space="0" w:color="000000"/>
+              <w:bottom w:val="single" w:sz="4" w:space="0" w:color="000000"/>
+            </w:tcBorders>
+          </w:tcPr>
+          <w:p>
+            <w:pPr>
+              <w:pStyle w:val="aa"/>
+              <w:rPr>
+                <w:rFonts w:cs="Times New Roman"/>
+              </w:rPr>
+            </w:pPr>
+            <w:r>
               <w:t>Серверные и офисные платформы</w:t>
             </w:r>
           </w:p>
@@ -2490,69 +2108,60 @@
           <w:tcPr>
             <w:tcW w:w="4132" w:type="dxa"/>
             <w:tcBorders>
-              <w:start w:val="single" w:sz="4" w:space="0" w:color="000000"/>
-              <w:bottom w:val="single" w:sz="4" w:space="0" w:color="000000"/>
-              <w:end w:val="single" w:sz="4" w:space="0" w:color="000000"/>
-            </w:tcBorders>
-          </w:tcPr>
-          <w:p>
-            <w:pPr>
-              <w:pStyle w:val="Style18"/>
-              <w:rPr>
-                <w:rFonts w:cs="Times New Roman"/>
-              </w:rPr>
-            </w:pPr>
-            <w:r>
-              <w:rPr/>
+              <w:left w:val="single" w:sz="4" w:space="0" w:color="000000"/>
+              <w:bottom w:val="single" w:sz="4" w:space="0" w:color="000000"/>
+              <w:right w:val="single" w:sz="4" w:space="0" w:color="000000"/>
+            </w:tcBorders>
+          </w:tcPr>
+          <w:p>
+            <w:pPr>
+              <w:pStyle w:val="aa"/>
+              <w:rPr>
+                <w:rFonts w:cs="Times New Roman"/>
+              </w:rPr>
+            </w:pPr>
+            <w:r>
               <w:t>АРМ на базе процессоров Intel с предустановленной ОС Astra Linux, встроенными средствами защиты информации</w:t>
             </w:r>
           </w:p>
         </w:tc>
       </w:tr>
       <w:tr>
-        <w:trPr/>
         <w:tc>
           <w:tcPr>
             <w:tcW w:w="1596" w:type="dxa"/>
-            <w:vMerge w:val="continue"/>
-            <w:tcBorders>
-              <w:start w:val="single" w:sz="4" w:space="0" w:color="000000"/>
-              <w:bottom w:val="single" w:sz="4" w:space="0" w:color="000000"/>
-            </w:tcBorders>
-          </w:tcPr>
-          <w:p>
-            <w:pPr>
-              <w:pStyle w:val="Style18"/>
+            <w:vMerge/>
+            <w:tcBorders>
+              <w:left w:val="single" w:sz="4" w:space="0" w:color="000000"/>
+              <w:bottom w:val="single" w:sz="4" w:space="0" w:color="000000"/>
+            </w:tcBorders>
+          </w:tcPr>
+          <w:p>
+            <w:pPr>
+              <w:pStyle w:val="aa"/>
               <w:rPr>
                 <w:rFonts w:cs="Times New Roman"/>
                 <w:color w:val="000000"/>
               </w:rPr>
             </w:pPr>
-            <w:r>
-              <w:rPr>
-                <w:rFonts w:cs="Times New Roman"/>
-                <w:color w:val="000000"/>
-              </w:rPr>
-            </w:r>
           </w:p>
         </w:tc>
         <w:tc>
           <w:tcPr>
             <w:tcW w:w="1920" w:type="dxa"/>
             <w:tcBorders>
-              <w:start w:val="single" w:sz="4" w:space="0" w:color="000000"/>
-              <w:bottom w:val="single" w:sz="4" w:space="0" w:color="000000"/>
-            </w:tcBorders>
-          </w:tcPr>
-          <w:p>
-            <w:pPr>
-              <w:pStyle w:val="Style18"/>
-              <w:rPr>
-                <w:rFonts w:cs="Times New Roman"/>
-              </w:rPr>
-            </w:pPr>
-            <w:r>
-              <w:rPr/>
+              <w:left w:val="single" w:sz="4" w:space="0" w:color="000000"/>
+              <w:bottom w:val="single" w:sz="4" w:space="0" w:color="000000"/>
+            </w:tcBorders>
+          </w:tcPr>
+          <w:p>
+            <w:pPr>
+              <w:pStyle w:val="aa"/>
+              <w:rPr>
+                <w:rFonts w:cs="Times New Roman"/>
+              </w:rPr>
+            </w:pPr>
+            <w:r>
               <w:t>Бештау</w:t>
             </w:r>
           </w:p>
@@ -2561,19 +2170,18 @@
           <w:tcPr>
             <w:tcW w:w="1991" w:type="dxa"/>
             <w:tcBorders>
-              <w:start w:val="single" w:sz="4" w:space="0" w:color="000000"/>
-              <w:bottom w:val="single" w:sz="4" w:space="0" w:color="000000"/>
-            </w:tcBorders>
-          </w:tcPr>
-          <w:p>
-            <w:pPr>
-              <w:pStyle w:val="Style18"/>
-              <w:rPr>
-                <w:rFonts w:cs="Times New Roman"/>
-              </w:rPr>
-            </w:pPr>
-            <w:r>
-              <w:rPr/>
+              <w:left w:val="single" w:sz="4" w:space="0" w:color="000000"/>
+              <w:bottom w:val="single" w:sz="4" w:space="0" w:color="000000"/>
+            </w:tcBorders>
+          </w:tcPr>
+          <w:p>
+            <w:pPr>
+              <w:pStyle w:val="aa"/>
+              <w:rPr>
+                <w:rFonts w:cs="Times New Roman"/>
+              </w:rPr>
+            </w:pPr>
+            <w:r>
               <w:t>PC1200/670-01</w:t>
             </w:r>
           </w:p>
@@ -2582,19 +2190,71 @@
           <w:tcPr>
             <w:tcW w:w="4132" w:type="dxa"/>
             <w:tcBorders>
-              <w:start w:val="single" w:sz="4" w:space="0" w:color="000000"/>
-              <w:bottom w:val="single" w:sz="4" w:space="0" w:color="000000"/>
-              <w:end w:val="single" w:sz="4" w:space="0" w:color="000000"/>
-            </w:tcBorders>
-          </w:tcPr>
-          <w:p>
-            <w:pPr>
-              <w:pStyle w:val="Style18"/>
-              <w:rPr/>
-            </w:pPr>
-            <w:r>
-              <w:rPr/>
-              <w:t>АРМ на базе процессоров Intel Core i5/i7 с поддержкой Astra Linux Special Edition</w:t>
+              <w:left w:val="single" w:sz="4" w:space="0" w:color="000000"/>
+              <w:bottom w:val="single" w:sz="4" w:space="0" w:color="000000"/>
+              <w:right w:val="single" w:sz="4" w:space="0" w:color="000000"/>
+            </w:tcBorders>
+          </w:tcPr>
+          <w:p>
+            <w:pPr>
+              <w:pStyle w:val="aa"/>
+              <w:rPr>
+                <w:lang w:val="en-US"/>
+              </w:rPr>
+            </w:pPr>
+            <w:r>
+              <w:t>АРМ</w:t>
+            </w:r>
+            <w:r>
+              <w:rPr>
+                <w:lang w:val="en-US"/>
+              </w:rPr>
+              <w:t xml:space="preserve"> </w:t>
+            </w:r>
+            <w:r>
+              <w:t>на</w:t>
+            </w:r>
+            <w:r>
+              <w:rPr>
+                <w:lang w:val="en-US"/>
+              </w:rPr>
+              <w:t xml:space="preserve"> </w:t>
+            </w:r>
+            <w:r>
+              <w:t>базе</w:t>
+            </w:r>
+            <w:r>
+              <w:rPr>
+                <w:lang w:val="en-US"/>
+              </w:rPr>
+              <w:t xml:space="preserve"> </w:t>
+            </w:r>
+            <w:r>
+              <w:t>процессоров</w:t>
+            </w:r>
+            <w:r>
+              <w:rPr>
+                <w:lang w:val="en-US"/>
+              </w:rPr>
+              <w:t xml:space="preserve"> Intel Core i5/i7 </w:t>
+            </w:r>
+            <w:r>
+              <w:t>с</w:t>
+            </w:r>
+            <w:r>
+              <w:rPr>
+                <w:lang w:val="en-US"/>
+              </w:rPr>
+              <w:t xml:space="preserve"> </w:t>
+            </w:r>
+            <w:r>
+              <w:t>поддержкой</w:t>
+            </w:r>
+            <w:r>
+              <w:rPr>
+                <w:lang w:val="en-US"/>
+              </w:rPr>
+              <w:t xml:space="preserve"> Astra Linux Special Edition</w:t>
             </w:r>
           </w:p>
         </w:tc>
@@ -2602,62 +2262,58 @@
     </w:tbl>
     <w:p>
       <w:pPr>
-        <w:pStyle w:val="BodyText"/>
-        <w:rPr/>
-      </w:pPr>
-      <w:r>
-        <w:rPr/>
-      </w:r>
-    </w:p>
-    <w:p>
-      <w:pPr>
-        <w:pStyle w:val="Style20"/>
-        <w:rPr/>
-      </w:pPr>
-      <w:r>
-        <w:rPr/>
+        <w:pStyle w:val="a5"/>
+        <w:rPr>
+          <w:lang w:val="en-US"/>
+        </w:rPr>
+      </w:pPr>
+    </w:p>
+    <w:p>
+      <w:pPr>
+        <w:pStyle w:val="ac"/>
+      </w:pPr>
+      <w:r>
+        <w:lastRenderedPageBreak/>
         <w:t>Таблица 2. Программные средства (СУБД)</w:t>
       </w:r>
     </w:p>
     <w:tbl>
       <w:tblPr>
         <w:tblW w:w="5000" w:type="pct"/>
-        <w:jc w:val="start"/>
         <w:tblInd w:w="-5" w:type="dxa"/>
         <w:tblLayout w:type="fixed"/>
         <w:tblCellMar>
           <w:top w:w="55" w:type="dxa"/>
-          <w:start w:w="55" w:type="dxa"/>
+          <w:left w:w="55" w:type="dxa"/>
           <w:bottom w:w="55" w:type="dxa"/>
-          <w:end w:w="55" w:type="dxa"/>
+          <w:right w:w="55" w:type="dxa"/>
         </w:tblCellMar>
+        <w:tblLook w:val="04A0" w:firstRow="1" w:lastRow="0" w:firstColumn="1" w:lastColumn="0" w:noHBand="0" w:noVBand="1"/>
       </w:tblPr>
       <w:tblGrid>
-        <w:gridCol w:w="1979"/>
-        <w:gridCol w:w="2220"/>
-        <w:gridCol w:w="5440"/>
+        <w:gridCol w:w="1977"/>
+        <w:gridCol w:w="2218"/>
+        <w:gridCol w:w="5434"/>
       </w:tblGrid>
       <w:tr>
         <w:trPr>
-          <w:tblHeader w:val="true"/>
+          <w:tblHeader/>
         </w:trPr>
         <w:tc>
           <w:tcPr>
             <w:tcW w:w="1979" w:type="dxa"/>
             <w:tcBorders>
               <w:top w:val="single" w:sz="4" w:space="0" w:color="000000"/>
-              <w:start w:val="single" w:sz="4" w:space="0" w:color="000000"/>
-              <w:bottom w:val="single" w:sz="4" w:space="0" w:color="000000"/>
-            </w:tcBorders>
-          </w:tcPr>
-          <w:p>
-            <w:pPr>
-              <w:pStyle w:val="Style19"/>
-              <w:keepNext w:val="true"/>
-              <w:rPr/>
-            </w:pPr>
-            <w:r>
-              <w:rPr/>
+              <w:left w:val="single" w:sz="4" w:space="0" w:color="000000"/>
+              <w:bottom w:val="single" w:sz="4" w:space="0" w:color="000000"/>
+            </w:tcBorders>
+          </w:tcPr>
+          <w:p>
+            <w:pPr>
+              <w:pStyle w:val="ab"/>
+              <w:keepNext/>
+            </w:pPr>
+            <w:r>
               <w:t>СУБД</w:t>
             </w:r>
           </w:p>
@@ -2667,17 +2323,15 @@
             <w:tcW w:w="2220" w:type="dxa"/>
             <w:tcBorders>
               <w:top w:val="single" w:sz="4" w:space="0" w:color="000000"/>
-              <w:start w:val="single" w:sz="4" w:space="0" w:color="000000"/>
-              <w:bottom w:val="single" w:sz="4" w:space="0" w:color="000000"/>
-            </w:tcBorders>
-          </w:tcPr>
-          <w:p>
-            <w:pPr>
-              <w:pStyle w:val="Style19"/>
-              <w:rPr/>
-            </w:pPr>
-            <w:r>
-              <w:rPr/>
+              <w:left w:val="single" w:sz="4" w:space="0" w:color="000000"/>
+              <w:bottom w:val="single" w:sz="4" w:space="0" w:color="000000"/>
+            </w:tcBorders>
+          </w:tcPr>
+          <w:p>
+            <w:pPr>
+              <w:pStyle w:val="ab"/>
+            </w:pPr>
+            <w:r>
               <w:t>Разработчик</w:t>
             </w:r>
           </w:p>
@@ -2687,60 +2341,55 @@
             <w:tcW w:w="5440" w:type="dxa"/>
             <w:tcBorders>
               <w:top w:val="single" w:sz="4" w:space="0" w:color="000000"/>
-              <w:start w:val="single" w:sz="4" w:space="0" w:color="000000"/>
-              <w:bottom w:val="single" w:sz="4" w:space="0" w:color="000000"/>
-              <w:end w:val="single" w:sz="4" w:space="0" w:color="000000"/>
-            </w:tcBorders>
-          </w:tcPr>
-          <w:p>
-            <w:pPr>
-              <w:pStyle w:val="Style19"/>
-              <w:rPr/>
-            </w:pPr>
-            <w:r>
-              <w:rPr/>
+              <w:left w:val="single" w:sz="4" w:space="0" w:color="000000"/>
+              <w:bottom w:val="single" w:sz="4" w:space="0" w:color="000000"/>
+              <w:right w:val="single" w:sz="4" w:space="0" w:color="000000"/>
+            </w:tcBorders>
+          </w:tcPr>
+          <w:p>
+            <w:pPr>
+              <w:pStyle w:val="ab"/>
+            </w:pPr>
+            <w:r>
               <w:t>Описание</w:t>
             </w:r>
           </w:p>
         </w:tc>
       </w:tr>
       <w:tr>
-        <w:trPr/>
         <w:tc>
           <w:tcPr>
             <w:tcW w:w="1979" w:type="dxa"/>
             <w:tcBorders>
-              <w:start w:val="single" w:sz="4" w:space="0" w:color="000000"/>
-              <w:bottom w:val="single" w:sz="4" w:space="0" w:color="000000"/>
-            </w:tcBorders>
-          </w:tcPr>
-          <w:p>
-            <w:pPr>
-              <w:pStyle w:val="Style18"/>
-              <w:keepNext w:val="true"/>
-              <w:rPr/>
-            </w:pPr>
-            <w:r>
-              <w:rPr/>
+              <w:left w:val="single" w:sz="4" w:space="0" w:color="000000"/>
+              <w:bottom w:val="single" w:sz="4" w:space="0" w:color="000000"/>
+            </w:tcBorders>
+          </w:tcPr>
+          <w:p>
+            <w:pPr>
+              <w:pStyle w:val="aa"/>
+              <w:keepNext/>
+            </w:pPr>
+            <w:proofErr w:type="spellStart"/>
+            <w:r>
               <w:t>Tantor</w:t>
             </w:r>
+            <w:proofErr w:type="spellEnd"/>
           </w:p>
         </w:tc>
         <w:tc>
           <w:tcPr>
             <w:tcW w:w="2220" w:type="dxa"/>
             <w:tcBorders>
-              <w:start w:val="single" w:sz="4" w:space="0" w:color="000000"/>
-              <w:bottom w:val="single" w:sz="4" w:space="0" w:color="000000"/>
-            </w:tcBorders>
-          </w:tcPr>
-          <w:p>
-            <w:pPr>
-              <w:pStyle w:val="Style18"/>
-              <w:rPr/>
-            </w:pPr>
-            <w:r>
-              <w:rPr/>
+              <w:left w:val="single" w:sz="4" w:space="0" w:color="000000"/>
+              <w:bottom w:val="single" w:sz="4" w:space="0" w:color="000000"/>
+            </w:tcBorders>
+          </w:tcPr>
+          <w:p>
+            <w:pPr>
+              <w:pStyle w:val="aa"/>
+            </w:pPr>
+            <w:r>
               <w:t>Группа Астра</w:t>
             </w:r>
           </w:p>
@@ -2749,42 +2398,50 @@
           <w:tcPr>
             <w:tcW w:w="5440" w:type="dxa"/>
             <w:tcBorders>
-              <w:start w:val="single" w:sz="4" w:space="0" w:color="000000"/>
-              <w:bottom w:val="single" w:sz="4" w:space="0" w:color="000000"/>
-              <w:end w:val="single" w:sz="4" w:space="0" w:color="000000"/>
-            </w:tcBorders>
-          </w:tcPr>
-          <w:p>
-            <w:pPr>
-              <w:pStyle w:val="Style18"/>
-              <w:rPr/>
-            </w:pPr>
-            <w:r>
-              <w:rPr/>
-              <w:t>Корпоративная СУБД на базе PostgreSQL с расширенными функциями безопасности, аудита, резервного копирования и мониторинга производительности</w:t>
+              <w:left w:val="single" w:sz="4" w:space="0" w:color="000000"/>
+              <w:bottom w:val="single" w:sz="4" w:space="0" w:color="000000"/>
+              <w:right w:val="single" w:sz="4" w:space="0" w:color="000000"/>
+            </w:tcBorders>
+          </w:tcPr>
+          <w:p>
+            <w:pPr>
+              <w:pStyle w:val="aa"/>
+            </w:pPr>
+            <w:r>
+              <w:t xml:space="preserve">Корпоративная СУБД на базе </w:t>
+            </w:r>
+            <w:proofErr w:type="spellStart"/>
+            <w:r>
+              <w:t>PostgreSQL</w:t>
+            </w:r>
+            <w:proofErr w:type="spellEnd"/>
+            <w:r>
+              <w:t xml:space="preserve"> с расширенными функциями безопасности, аудита, резервного копирования и мониторинга производительности</w:t>
             </w:r>
           </w:p>
         </w:tc>
       </w:tr>
       <w:tr>
-        <w:trPr/>
         <w:tc>
           <w:tcPr>
             <w:tcW w:w="1979" w:type="dxa"/>
             <w:tcBorders>
-              <w:start w:val="single" w:sz="4" w:space="0" w:color="000000"/>
-              <w:bottom w:val="single" w:sz="4" w:space="0" w:color="000000"/>
-            </w:tcBorders>
-          </w:tcPr>
-          <w:p>
-            <w:pPr>
-              <w:pStyle w:val="Style18"/>
-              <w:keepNext w:val="true"/>
-              <w:rPr/>
-            </w:pPr>
-            <w:r>
-              <w:rPr/>
-              <w:t>PostgreSQL Pro</w:t>
+              <w:left w:val="single" w:sz="4" w:space="0" w:color="000000"/>
+              <w:bottom w:val="single" w:sz="4" w:space="0" w:color="000000"/>
+            </w:tcBorders>
+          </w:tcPr>
+          <w:p>
+            <w:pPr>
+              <w:pStyle w:val="aa"/>
+              <w:keepNext/>
+            </w:pPr>
+            <w:proofErr w:type="spellStart"/>
+            <w:r>
+              <w:t>PostgreSQL</w:t>
+            </w:r>
+            <w:proofErr w:type="spellEnd"/>
+            <w:r>
+              <w:t xml:space="preserve"> Pro</w:t>
             </w:r>
           </w:p>
         </w:tc>
@@ -2792,18 +2449,21 @@
           <w:tcPr>
             <w:tcW w:w="2220" w:type="dxa"/>
             <w:tcBorders>
-              <w:start w:val="single" w:sz="4" w:space="0" w:color="000000"/>
-              <w:bottom w:val="single" w:sz="4" w:space="0" w:color="000000"/>
-            </w:tcBorders>
-          </w:tcPr>
-          <w:p>
-            <w:pPr>
-              <w:pStyle w:val="Style18"/>
-              <w:rPr/>
-            </w:pPr>
-            <w:r>
-              <w:rPr/>
-              <w:t>Postgres Professional</w:t>
+              <w:left w:val="single" w:sz="4" w:space="0" w:color="000000"/>
+              <w:bottom w:val="single" w:sz="4" w:space="0" w:color="000000"/>
+            </w:tcBorders>
+          </w:tcPr>
+          <w:p>
+            <w:pPr>
+              <w:pStyle w:val="aa"/>
+            </w:pPr>
+            <w:proofErr w:type="spellStart"/>
+            <w:r>
+              <w:t>Postgres</w:t>
+            </w:r>
+            <w:proofErr w:type="spellEnd"/>
+            <w:r>
+              <w:t xml:space="preserve"> Professional</w:t>
             </w:r>
           </w:p>
         </w:tc>
@@ -2811,40 +2471,43 @@
           <w:tcPr>
             <w:tcW w:w="5440" w:type="dxa"/>
             <w:tcBorders>
-              <w:start w:val="single" w:sz="4" w:space="0" w:color="000000"/>
-              <w:bottom w:val="single" w:sz="4" w:space="0" w:color="000000"/>
-              <w:end w:val="single" w:sz="4" w:space="0" w:color="000000"/>
-            </w:tcBorders>
-          </w:tcPr>
-          <w:p>
-            <w:pPr>
-              <w:pStyle w:val="Style18"/>
-              <w:rPr/>
-            </w:pPr>
-            <w:r>
-              <w:rPr/>
-              <w:t>Профессиональная СУБД на базе PostgreSQL с оптимизацией для высоконагруженных корпоративных систем, поддержкой кластеризации и репликации</w:t>
+              <w:left w:val="single" w:sz="4" w:space="0" w:color="000000"/>
+              <w:bottom w:val="single" w:sz="4" w:space="0" w:color="000000"/>
+              <w:right w:val="single" w:sz="4" w:space="0" w:color="000000"/>
+            </w:tcBorders>
+          </w:tcPr>
+          <w:p>
+            <w:pPr>
+              <w:pStyle w:val="aa"/>
+            </w:pPr>
+            <w:r>
+              <w:t xml:space="preserve">Профессиональная СУБД на базе </w:t>
+            </w:r>
+            <w:proofErr w:type="spellStart"/>
+            <w:r>
+              <w:t>PostgreSQL</w:t>
+            </w:r>
+            <w:proofErr w:type="spellEnd"/>
+            <w:r>
+              <w:t xml:space="preserve"> с оптимизацией для высоконагруженных корпоративных систем, поддержкой кластеризации и репликации</w:t>
             </w:r>
           </w:p>
         </w:tc>
       </w:tr>
       <w:tr>
-        <w:trPr/>
         <w:tc>
           <w:tcPr>
             <w:tcW w:w="1979" w:type="dxa"/>
             <w:tcBorders>
-              <w:start w:val="single" w:sz="4" w:space="0" w:color="000000"/>
-              <w:bottom w:val="single" w:sz="4" w:space="0" w:color="000000"/>
-            </w:tcBorders>
-          </w:tcPr>
-          <w:p>
-            <w:pPr>
-              <w:pStyle w:val="Style18"/>
-              <w:rPr/>
-            </w:pPr>
-            <w:r>
-              <w:rPr/>
+              <w:left w:val="single" w:sz="4" w:space="0" w:color="000000"/>
+              <w:bottom w:val="single" w:sz="4" w:space="0" w:color="000000"/>
+            </w:tcBorders>
+          </w:tcPr>
+          <w:p>
+            <w:pPr>
+              <w:pStyle w:val="aa"/>
+            </w:pPr>
+            <w:r>
               <w:t>РЕД База Данных</w:t>
             </w:r>
           </w:p>
@@ -2853,17 +2516,15 @@
           <w:tcPr>
             <w:tcW w:w="2220" w:type="dxa"/>
             <w:tcBorders>
-              <w:start w:val="single" w:sz="4" w:space="0" w:color="000000"/>
-              <w:bottom w:val="single" w:sz="4" w:space="0" w:color="000000"/>
-            </w:tcBorders>
-          </w:tcPr>
-          <w:p>
-            <w:pPr>
-              <w:pStyle w:val="Style18"/>
-              <w:rPr/>
-            </w:pPr>
-            <w:r>
-              <w:rPr/>
+              <w:left w:val="single" w:sz="4" w:space="0" w:color="000000"/>
+              <w:bottom w:val="single" w:sz="4" w:space="0" w:color="000000"/>
+            </w:tcBorders>
+          </w:tcPr>
+          <w:p>
+            <w:pPr>
+              <w:pStyle w:val="aa"/>
+            </w:pPr>
+            <w:r>
               <w:t>РЕД СОФТ</w:t>
             </w:r>
           </w:p>
@@ -2872,18 +2533,16 @@
           <w:tcPr>
             <w:tcW w:w="5440" w:type="dxa"/>
             <w:tcBorders>
-              <w:start w:val="single" w:sz="4" w:space="0" w:color="000000"/>
-              <w:bottom w:val="single" w:sz="4" w:space="0" w:color="000000"/>
-              <w:end w:val="single" w:sz="4" w:space="0" w:color="000000"/>
-            </w:tcBorders>
-          </w:tcPr>
-          <w:p>
-            <w:pPr>
-              <w:pStyle w:val="Style18"/>
-              <w:rPr/>
-            </w:pPr>
-            <w:r>
-              <w:rPr/>
+              <w:left w:val="single" w:sz="4" w:space="0" w:color="000000"/>
+              <w:bottom w:val="single" w:sz="4" w:space="0" w:color="000000"/>
+              <w:right w:val="single" w:sz="4" w:space="0" w:color="000000"/>
+            </w:tcBorders>
+          </w:tcPr>
+          <w:p>
+            <w:pPr>
+              <w:pStyle w:val="aa"/>
+            </w:pPr>
+            <w:r>
               <w:t>Российская СУБД для создания и управления базами данных в корпоративных системах с поддержкой высоких нагрузок и стандартов безопасности</w:t>
             </w:r>
           </w:p>
@@ -2892,214 +2551,236 @@
     </w:tbl>
     <w:p>
       <w:pPr>
-        <w:pStyle w:val="BodyText"/>
-        <w:rPr/>
-      </w:pPr>
-      <w:r>
-        <w:rPr/>
-      </w:r>
+        <w:pStyle w:val="a5"/>
+      </w:pPr>
       <w:r>
         <w:br w:type="page"/>
       </w:r>
     </w:p>
     <w:p>
       <w:pPr>
-        <w:pStyle w:val="BodyText"/>
-        <w:spacing w:before="0" w:after="0"/>
-        <w:rPr/>
-      </w:pPr>
-      <w:r>
-        <w:rPr/>
+        <w:pStyle w:val="a5"/>
+      </w:pPr>
+      <w:r>
+        <w:lastRenderedPageBreak/>
         <w:t>Контрольный вопрос 3</w:t>
       </w:r>
     </w:p>
     <w:p>
       <w:pPr>
-        <w:pStyle w:val="BodyText"/>
-        <w:spacing w:before="0" w:after="0"/>
-        <w:rPr/>
-      </w:pPr>
-      <w:r>
-        <w:rPr/>
+        <w:pStyle w:val="a5"/>
+      </w:pPr>
+      <w:r>
         <w:t>Я, Враженко Даниил Олегович, студент 4 курса РТУ МИРЭА.</w:t>
       </w:r>
     </w:p>
     <w:p>
       <w:pPr>
-        <w:pStyle w:val="BodyText"/>
-        <w:spacing w:before="0" w:after="0"/>
-        <w:rPr/>
-      </w:pPr>
-      <w:r>
-        <w:rPr/>
-        <w:t>Формирующее подразделение: «Институт информационных технологий».</w:t>
-      </w:r>
-    </w:p>
-    <w:p>
-      <w:pPr>
-        <w:pStyle w:val="BodyText"/>
-        <w:spacing w:before="0" w:after="0"/>
-        <w:rPr/>
-      </w:pPr>
-      <w:r>
-        <w:rPr/>
-        <w:t>Выпускающее подразделение: «Кафедра информационных технологий в атомной энергетике».</w:t>
-      </w:r>
-    </w:p>
-    <w:p>
-      <w:pPr>
-        <w:pStyle w:val="BodyText"/>
-        <w:spacing w:before="0" w:after="0"/>
-        <w:rPr/>
-      </w:pPr>
-      <w:r>
-        <w:rPr/>
-        <w:t>Направление подготовки (специальность): «Программная инженерия (Информационные технологии в атомной отрасли)».</w:t>
-      </w:r>
-    </w:p>
-    <w:p>
-      <w:pPr>
-        <w:pStyle w:val="BodyText"/>
-        <w:spacing w:before="0" w:after="0"/>
-        <w:rPr/>
-      </w:pPr>
-      <w:r>
-        <w:rPr/>
-        <w:t xml:space="preserve">Программированием начал интересоваться в детстве, когда от крёстного достался старый компьютер, и там исследовал файлы игр, редактирую различные значения. Позже в школе познакомился со своим учителем информатики, которая по рекомендации моей матери взяла меня на дополнительные занятия по программированию. Соответственно, с 7 класса начал писать на языке программирования (далее </w:t>
-      </w:r>
-      <w:r>
-        <w:rPr>
-          <w:rFonts w:eastAsia="Times New Roman" w:cs="Times New Roman"/>
-        </w:rPr>
-        <w:t>−</w:t>
-      </w:r>
-      <w:r>
-        <w:rPr/>
-        <w:t xml:space="preserve"> ЯП) </w:t>
+        <w:pStyle w:val="a5"/>
+      </w:pPr>
+      <w:r>
+        <w:t>С</w:t>
+      </w:r>
+      <w:r>
+        <w:t xml:space="preserve"> </w:t>
+      </w:r>
+      <w:r>
+        <w:t>2021</w:t>
+      </w:r>
+      <w:r>
+        <w:t xml:space="preserve"> </w:t>
+      </w:r>
+      <w:r>
+        <w:t xml:space="preserve">года программирую </w:t>
+      </w:r>
+      <w:r>
+        <w:t xml:space="preserve">на </w:t>
       </w:r>
       <w:r>
         <w:rPr>
           <w:lang w:val="en-US"/>
         </w:rPr>
-        <w:t xml:space="preserve">Pascal, </w:t>
-      </w:r>
-      <w:r>
-        <w:rPr>
-          <w:lang w:val="ru-RU"/>
-        </w:rPr>
-        <w:t xml:space="preserve">в 10 классе перешел на </w:t>
+        <w:t>Python</w:t>
+      </w:r>
+      <w:r>
+        <w:t xml:space="preserve">, </w:t>
+      </w:r>
+      <w:r>
+        <w:t xml:space="preserve">в ВУЗе освоил следующие ЯП: </w:t>
       </w:r>
       <w:r>
         <w:rPr>
           <w:lang w:val="en-US"/>
         </w:rPr>
-        <w:t xml:space="preserve">Python, </w:t>
-      </w:r>
-      <w:r>
-        <w:rPr>
-          <w:lang w:val="ru-RU"/>
-        </w:rPr>
-        <w:t xml:space="preserve">в ВУЗе освоил следующие ЯП: </w:t>
+        <w:t>C</w:t>
+      </w:r>
+      <w:r>
+        <w:t xml:space="preserve">++, </w:t>
       </w:r>
       <w:r>
         <w:rPr>
           <w:lang w:val="en-US"/>
         </w:rPr>
-        <w:t xml:space="preserve">C++, Java, Kotlin, </w:t>
-      </w:r>
-      <w:r>
-        <w:rPr>
-          <w:lang w:val="ru-RU"/>
-        </w:rPr>
+        <w:t>Java</w:t>
+      </w:r>
+      <w:r>
+        <w:t xml:space="preserve">, </w:t>
+      </w:r>
+      <w:r>
+        <w:rPr>
+          <w:lang w:val="en-US"/>
+        </w:rPr>
+        <w:t>Kotlin</w:t>
+      </w:r>
+      <w:r>
+        <w:t xml:space="preserve">, </w:t>
+      </w:r>
+      <w:r>
         <w:t xml:space="preserve">а также </w:t>
       </w:r>
       <w:r>
         <w:rPr>
           <w:lang w:val="en-US"/>
         </w:rPr>
-        <w:t xml:space="preserve">Frontend </w:t>
-      </w:r>
-      <w:r>
-        <w:rPr>
-          <w:lang w:val="ru-RU"/>
-        </w:rPr>
+        <w:t>Frontend</w:t>
+      </w:r>
+      <w:r>
+        <w:t xml:space="preserve"> </w:t>
+      </w:r>
+      <w:r>
         <w:t xml:space="preserve">инструментарий: </w:t>
       </w:r>
       <w:r>
         <w:rPr>
           <w:lang w:val="en-US"/>
         </w:rPr>
-        <w:t>HTML, CSS, JavaScript.</w:t>
-      </w:r>
-    </w:p>
-    <w:p>
-      <w:pPr>
-        <w:pStyle w:val="BodyText"/>
-        <w:spacing w:before="0" w:after="0"/>
-        <w:rPr>
-          <w:lang w:val="ru-RU"/>
-        </w:rPr>
-      </w:pPr>
-      <w:r>
-        <w:rPr>
-          <w:lang w:val="ru-RU"/>
-        </w:rPr>
+        <w:t>HTML</w:t>
+      </w:r>
+      <w:r>
+        <w:t xml:space="preserve">, </w:t>
+      </w:r>
+      <w:r>
+        <w:rPr>
+          <w:lang w:val="en-US"/>
+        </w:rPr>
+        <w:t>CSS</w:t>
+      </w:r>
+      <w:r>
+        <w:t xml:space="preserve">, </w:t>
+      </w:r>
+      <w:r>
+        <w:rPr>
+          <w:lang w:val="en-US"/>
+        </w:rPr>
+        <w:t>JavaScript</w:t>
+      </w:r>
+      <w:r>
+        <w:t>.</w:t>
+      </w:r>
+    </w:p>
+    <w:p>
+      <w:pPr>
+        <w:pStyle w:val="a5"/>
+      </w:pPr>
+      <w:r>
         <w:t>В школьные годы принимал участия в олимпиадах, доходя до городского уровня. В ВУЗе принимал участия в различных хакатонах, а также чемпионате «</w:t>
       </w:r>
+      <w:proofErr w:type="spellStart"/>
       <w:r>
         <w:rPr>
           <w:lang w:val="en-US"/>
         </w:rPr>
-        <w:t>AtomSkills 2026</w:t>
-      </w:r>
-      <w:r>
-        <w:rPr>
-          <w:lang w:val="ru-RU"/>
-        </w:rPr>
-        <w:t>» по направлению «Роботизация».</w:t>
-      </w:r>
-    </w:p>
-    <w:p>
-      <w:pPr>
-        <w:pStyle w:val="BodyText"/>
-        <w:spacing w:before="0" w:after="0"/>
-        <w:rPr>
-          <w:lang w:val="ru-RU"/>
-        </w:rPr>
-      </w:pPr>
-      <w:r>
-        <w:rPr>
-          <w:lang w:val="ru-RU"/>
-        </w:rPr>
-      </w:r>
+        <w:t>AtomSkills</w:t>
+      </w:r>
+      <w:proofErr w:type="spellEnd"/>
+      <w:r>
+        <w:rPr>
+          <w:lang w:val="en-US"/>
+        </w:rPr>
+        <w:t> </w:t>
+      </w:r>
+      <w:r>
+        <w:t>2026</w:t>
+      </w:r>
+      <w:r>
+        <w:t>» по направлению «</w:t>
+      </w:r>
+      <w:r>
+        <w:t>Программная р</w:t>
+      </w:r>
+      <w:r>
+        <w:t>оботизация».</w:t>
+      </w:r>
+      <w:r>
+        <w:t xml:space="preserve"> Летом 2026 года участвовал в хакатоне от </w:t>
+      </w:r>
+      <w:r>
+        <w:rPr>
+          <w:lang w:val="en-US"/>
+        </w:rPr>
+        <w:t>Ozon</w:t>
+      </w:r>
+      <w:r>
+        <w:t xml:space="preserve"> </w:t>
+      </w:r>
+      <w:r>
+        <w:rPr>
+          <w:lang w:val="en-US"/>
+        </w:rPr>
+        <w:t>Tech</w:t>
+      </w:r>
+      <w:r>
+        <w:t xml:space="preserve"> </w:t>
+      </w:r>
+      <w:r>
+        <w:t>«</w:t>
+      </w:r>
+      <w:r>
+        <w:t>РОБОЗОН</w:t>
+      </w:r>
+      <w:r>
+        <w:t>»</w:t>
+      </w:r>
+      <w:r>
+        <w:rPr>
+          <w:lang w:val="en-US"/>
+        </w:rPr>
+        <w:t>.</w:t>
+      </w:r>
+    </w:p>
+    <w:p>
+      <w:pPr>
+        <w:pStyle w:val="a5"/>
+      </w:pPr>
     </w:p>
     <w:sectPr>
-      <w:type w:val="nextPage"/>
       <w:pgSz w:w="11906" w:h="16838"/>
-      <w:pgMar w:left="1417" w:right="850" w:gutter="0" w:header="0" w:top="1134" w:footer="0" w:bottom="1134"/>
-      <w:pgNumType w:fmt="decimal"/>
-      <w:formProt w:val="false"/>
-      <w:textDirection w:val="lrTb"/>
-      <w:docGrid w:type="default" w:linePitch="100" w:charSpace="0"/>
+      <w:pgMar w:top="1134" w:right="850" w:bottom="1134" w:left="1417" w:header="0" w:footer="0" w:gutter="0"/>
+      <w:cols w:space="720"/>
+      <w:formProt w:val="0"/>
+      <w:docGrid w:linePitch="100"/>
     </w:sectPr>
   </w:body>
 </w:document>
 </file>
 
 <file path=word/numbering.xml><?xml version="1.0" encoding="utf-8"?>
-<w:numbering xmlns:w="http://schemas.openxmlformats.org/wordprocessingml/2006/main" xmlns:o="urn:schemas-microsoft-com:office:office" xmlns:r="http://schemas.openxmlformats.org/officeDocument/2006/relationships" xmlns:v="urn:schemas-microsoft-com:vml" xmlns:mc="http://schemas.openxmlformats.org/markup-compatibility/2006" xmlns:w14="http://schemas.microsoft.com/office/word/2010/wordml" mc:Ignorable="w14">
-  <w:abstractNum w:abstractNumId="1">
+<w:numbering xmlns:wpc="http://schemas.microsoft.com/office/word/2010/wordprocessingCanvas" xmlns:cx="http://schemas.microsoft.com/office/drawing/2014/chartex" xmlns:cx1="http://schemas.microsoft.com/office/drawing/2015/9/8/chartex" xmlns:cx2="http://schemas.microsoft.com/office/drawing/2015/10/21/chartex" xmlns:cx3="http://schemas.microsoft.com/office/drawing/2016/5/9/chartex" xmlns:cx4="http://schemas.microsoft.com/office/drawing/2016/5/10/chartex" xmlns:cx5="http://schemas.microsoft.com/office/drawing/2016/5/11/chartex" xmlns:cx6="http://schemas.microsoft.com/office/drawing/2016/5/12/chartex" xmlns:cx7="http://schemas.microsoft.com/office/drawing/2016/5/13/chartex" xmlns:cx8="http://schemas.microsoft.com/office/drawing/2016/5/14/chartex" xmlns:mc="http://schemas.openxmlformats.org/markup-compatibility/2006" xmlns:aink="http://schemas.microsoft.com/office/drawing/2016/ink" xmlns:am3d="http://schemas.microsoft.com/office/drawing/2017/model3d" xmlns:o="urn:schemas-microsoft-com:office:office" xmlns:oel="http://schemas.microsoft.com/office/2019/extlst" xmlns:r="http://schemas.openxmlformats.org/officeDocument/2006/relationships" xmlns:m="http://schemas.openxmlformats.org/officeDocument/2006/math" xmlns:v="urn:schemas-microsoft-com:vml" xmlns:wp14="http://schemas.microsoft.com/office/word/2010/wordprocessingDrawing" xmlns:wp="http://schemas.openxmlformats.org/drawingml/2006/wordprocessingDrawing" xmlns:w10="urn:schemas-microsoft-com:office:word" xmlns:w="http://schemas.openxmlformats.org/wordprocessingml/2006/main" xmlns:w14="http://schemas.microsoft.com/office/word/2010/wordml" xmlns:w15="http://schemas.microsoft.com/office/word/2012/wordml" xmlns:w16cex="http://schemas.microsoft.com/office/word/2018/wordml/cex" xmlns:w16cid="http://schemas.microsoft.com/office/word/2016/wordml/cid" xmlns:w16="http://schemas.microsoft.com/office/word/2018/wordml" xmlns:w16du="http://schemas.microsoft.com/office/word/2023/wordml/word16du" xmlns:w16sdtdh="http://schemas.microsoft.com/office/word/2020/wordml/sdtdatahash" xmlns:w16sdtfl="http://schemas.microsoft.com/office/word/2024/wordml/sdtformatlock" xmlns:w16se="http://schemas.microsoft.com/office/word/2015/wordml/symex" xmlns:wpg="http://schemas.microsoft.com/office/word/2010/wordprocessingGroup" xmlns:wpi="http://schemas.microsoft.com/office/word/2010/wordprocessingInk" xmlns:wne="http://schemas.microsoft.com/office/word/2006/wordml" xmlns:wps="http://schemas.microsoft.com/office/word/2010/wordprocessingShape" mc:Ignorable="w14 w15 w16se w16cid w16 w16cex w16sdtdh w16sdtfl w16du wp14">
+  <w:abstractNum w:abstractNumId="0" w15:restartNumberingAfterBreak="0">
+    <w:nsid w:val="4B025944"/>
+    <w:multiLevelType w:val="multilevel"/>
+    <w:tmpl w:val="B950AF60"/>
     <w:lvl w:ilvl="0">
       <w:start w:val="1"/>
       <w:numFmt w:val="bullet"/>
       <w:suff w:val="space"/>
       <w:lvlText w:val=""/>
-      <w:lvlJc w:val="start"/>
+      <w:lvlJc w:val="left"/>
       <w:pPr>
         <w:tabs>
           <w:tab w:val="num" w:pos="0"/>
         </w:tabs>
-        <w:ind w:start="0" w:firstLine="709"/>
+        <w:ind w:left="0" w:firstLine="709"/>
       </w:pPr>
       <w:rPr>
         <w:rFonts w:ascii="Symbol" w:hAnsi="Symbol" w:cs="Symbol" w:hint="default"/>
@@ -3110,12 +2791,12 @@
       <w:numFmt w:val="bullet"/>
       <w:suff w:val="space"/>
       <w:lvlText w:val="▪"/>
-      <w:lvlJc w:val="start"/>
+      <w:lvlJc w:val="left"/>
       <w:pPr>
         <w:tabs>
           <w:tab w:val="num" w:pos="0"/>
         </w:tabs>
-        <w:ind w:start="709" w:firstLine="283"/>
+        <w:ind w:left="709" w:firstLine="283"/>
       </w:pPr>
       <w:rPr>
         <w:rFonts w:ascii="OpenSymbol" w:hAnsi="OpenSymbol" w:cs="OpenSymbol" w:hint="default"/>
@@ -3125,12 +2806,12 @@
       <w:start w:val="1"/>
       <w:numFmt w:val="bullet"/>
       <w:lvlText w:val=""/>
-      <w:lvlJc w:val="start"/>
+      <w:lvlJc w:val="left"/>
       <w:pPr>
         <w:tabs>
           <w:tab w:val="num" w:pos="1440"/>
         </w:tabs>
-        <w:ind w:start="1440" w:hanging="360"/>
+        <w:ind w:left="1440" w:hanging="360"/>
       </w:pPr>
       <w:rPr>
         <w:rFonts w:ascii="Symbol" w:hAnsi="Symbol" w:cs="Symbol" w:hint="default"/>
@@ -3140,12 +2821,12 @@
       <w:start w:val="1"/>
       <w:numFmt w:val="bullet"/>
       <w:lvlText w:val=""/>
-      <w:lvlJc w:val="start"/>
+      <w:lvlJc w:val="left"/>
       <w:pPr>
         <w:tabs>
           <w:tab w:val="num" w:pos="1800"/>
         </w:tabs>
-        <w:ind w:start="1800" w:hanging="360"/>
+        <w:ind w:left="1800" w:hanging="360"/>
       </w:pPr>
       <w:rPr>
         <w:rFonts w:ascii="Symbol" w:hAnsi="Symbol" w:cs="Symbol" w:hint="default"/>
@@ -3155,12 +2836,12 @@
       <w:start w:val="1"/>
       <w:numFmt w:val="bullet"/>
       <w:lvlText w:val=""/>
-      <w:lvlJc w:val="start"/>
+      <w:lvlJc w:val="left"/>
       <w:pPr>
         <w:tabs>
           <w:tab w:val="num" w:pos="2160"/>
         </w:tabs>
-        <w:ind w:start="2160" w:hanging="360"/>
+        <w:ind w:left="2160" w:hanging="360"/>
       </w:pPr>
       <w:rPr>
         <w:rFonts w:ascii="Symbol" w:hAnsi="Symbol" w:cs="Symbol" w:hint="default"/>
@@ -3170,12 +2851,12 @@
       <w:start w:val="1"/>
       <w:numFmt w:val="bullet"/>
       <w:lvlText w:val=""/>
-      <w:lvlJc w:val="start"/>
+      <w:lvlJc w:val="left"/>
       <w:pPr>
         <w:tabs>
           <w:tab w:val="num" w:pos="2520"/>
         </w:tabs>
-        <w:ind w:start="2520" w:hanging="360"/>
+        <w:ind w:left="2520" w:hanging="360"/>
       </w:pPr>
       <w:rPr>
         <w:rFonts w:ascii="Symbol" w:hAnsi="Symbol" w:cs="Symbol" w:hint="default"/>
@@ -3185,12 +2866,12 @@
       <w:start w:val="1"/>
       <w:numFmt w:val="bullet"/>
       <w:lvlText w:val=""/>
-      <w:lvlJc w:val="start"/>
+      <w:lvlJc w:val="left"/>
       <w:pPr>
         <w:tabs>
           <w:tab w:val="num" w:pos="2880"/>
         </w:tabs>
-        <w:ind w:start="2880" w:hanging="360"/>
+        <w:ind w:left="2880" w:hanging="360"/>
       </w:pPr>
       <w:rPr>
         <w:rFonts w:ascii="Symbol" w:hAnsi="Symbol" w:cs="Symbol" w:hint="default"/>
@@ -3200,12 +2881,12 @@
       <w:start w:val="1"/>
       <w:numFmt w:val="bullet"/>
       <w:lvlText w:val=""/>
-      <w:lvlJc w:val="start"/>
+      <w:lvlJc w:val="left"/>
       <w:pPr>
         <w:tabs>
           <w:tab w:val="num" w:pos="3240"/>
         </w:tabs>
-        <w:ind w:start="3240" w:hanging="360"/>
+        <w:ind w:left="3240" w:hanging="360"/>
       </w:pPr>
       <w:rPr>
         <w:rFonts w:ascii="Symbol" w:hAnsi="Symbol" w:cs="Symbol" w:hint="default"/>
@@ -3215,30 +2896,33 @@
       <w:start w:val="1"/>
       <w:numFmt w:val="bullet"/>
       <w:lvlText w:val=""/>
-      <w:lvlJc w:val="start"/>
+      <w:lvlJc w:val="left"/>
       <w:pPr>
         <w:tabs>
           <w:tab w:val="num" w:pos="3600"/>
         </w:tabs>
-        <w:ind w:start="3600" w:hanging="360"/>
+        <w:ind w:left="3600" w:hanging="360"/>
       </w:pPr>
       <w:rPr>
         <w:rFonts w:ascii="Symbol" w:hAnsi="Symbol" w:cs="Symbol" w:hint="default"/>
       </w:rPr>
     </w:lvl>
   </w:abstractNum>
-  <w:abstractNum w:abstractNumId="2">
+  <w:abstractNum w:abstractNumId="1" w15:restartNumberingAfterBreak="0">
+    <w:nsid w:val="54AC080C"/>
+    <w:multiLevelType w:val="multilevel"/>
+    <w:tmpl w:val="A6A465CC"/>
     <w:lvl w:ilvl="0">
       <w:start w:val="1"/>
       <w:numFmt w:val="none"/>
       <w:suff w:val="nothing"/>
       <w:lvlText w:val=""/>
-      <w:lvlJc w:val="start"/>
+      <w:lvlJc w:val="left"/>
       <w:pPr>
         <w:tabs>
           <w:tab w:val="num" w:pos="0"/>
         </w:tabs>
-        <w:ind w:start="0" w:hanging="0"/>
+        <w:ind w:left="0" w:firstLine="0"/>
       </w:pPr>
     </w:lvl>
     <w:lvl w:ilvl="1">
@@ -3246,12 +2930,12 @@
       <w:numFmt w:val="none"/>
       <w:suff w:val="nothing"/>
       <w:lvlText w:val=""/>
-      <w:lvlJc w:val="start"/>
+      <w:lvlJc w:val="left"/>
       <w:pPr>
         <w:tabs>
           <w:tab w:val="num" w:pos="0"/>
         </w:tabs>
-        <w:ind w:start="0" w:hanging="0"/>
+        <w:ind w:left="0" w:firstLine="0"/>
       </w:pPr>
     </w:lvl>
     <w:lvl w:ilvl="2">
@@ -3259,12 +2943,12 @@
       <w:numFmt w:val="none"/>
       <w:suff w:val="nothing"/>
       <w:lvlText w:val=""/>
-      <w:lvlJc w:val="start"/>
+      <w:lvlJc w:val="left"/>
       <w:pPr>
         <w:tabs>
           <w:tab w:val="num" w:pos="0"/>
         </w:tabs>
-        <w:ind w:start="0" w:hanging="0"/>
+        <w:ind w:left="0" w:firstLine="0"/>
       </w:pPr>
     </w:lvl>
     <w:lvl w:ilvl="3">
@@ -3272,12 +2956,12 @@
       <w:numFmt w:val="none"/>
       <w:suff w:val="nothing"/>
       <w:lvlText w:val=""/>
-      <w:lvlJc w:val="start"/>
+      <w:lvlJc w:val="left"/>
       <w:pPr>
         <w:tabs>
           <w:tab w:val="num" w:pos="0"/>
         </w:tabs>
-        <w:ind w:start="0" w:hanging="0"/>
+        <w:ind w:left="0" w:firstLine="0"/>
       </w:pPr>
     </w:lvl>
     <w:lvl w:ilvl="4">
@@ -3285,12 +2969,12 @@
       <w:numFmt w:val="none"/>
       <w:suff w:val="nothing"/>
       <w:lvlText w:val=""/>
-      <w:lvlJc w:val="start"/>
+      <w:lvlJc w:val="left"/>
       <w:pPr>
         <w:tabs>
           <w:tab w:val="num" w:pos="0"/>
         </w:tabs>
-        <w:ind w:start="0" w:hanging="0"/>
+        <w:ind w:left="0" w:firstLine="0"/>
       </w:pPr>
     </w:lvl>
     <w:lvl w:ilvl="5">
@@ -3298,12 +2982,12 @@
       <w:numFmt w:val="none"/>
       <w:suff w:val="nothing"/>
       <w:lvlText w:val=""/>
-      <w:lvlJc w:val="start"/>
+      <w:lvlJc w:val="left"/>
       <w:pPr>
         <w:tabs>
           <w:tab w:val="num" w:pos="0"/>
         </w:tabs>
-        <w:ind w:start="0" w:hanging="0"/>
+        <w:ind w:left="0" w:firstLine="0"/>
       </w:pPr>
     </w:lvl>
     <w:lvl w:ilvl="6">
@@ -3311,12 +2995,12 @@
       <w:numFmt w:val="none"/>
       <w:suff w:val="nothing"/>
       <w:lvlText w:val=""/>
-      <w:lvlJc w:val="start"/>
+      <w:lvlJc w:val="left"/>
       <w:pPr>
         <w:tabs>
           <w:tab w:val="num" w:pos="0"/>
         </w:tabs>
-        <w:ind w:start="0" w:hanging="0"/>
+        <w:ind w:left="0" w:firstLine="0"/>
       </w:pPr>
     </w:lvl>
     <w:lvl w:ilvl="7">
@@ -3324,12 +3008,12 @@
       <w:numFmt w:val="none"/>
       <w:suff w:val="nothing"/>
       <w:lvlText w:val=""/>
-      <w:lvlJc w:val="start"/>
+      <w:lvlJc w:val="left"/>
       <w:pPr>
         <w:tabs>
           <w:tab w:val="num" w:pos="0"/>
         </w:tabs>
-        <w:ind w:start="0" w:hanging="0"/>
+        <w:ind w:left="0" w:firstLine="0"/>
       </w:pPr>
     </w:lvl>
     <w:lvl w:ilvl="8">
@@ -3337,30 +3021,30 @@
       <w:numFmt w:val="none"/>
       <w:suff w:val="nothing"/>
       <w:lvlText w:val=""/>
-      <w:lvlJc w:val="start"/>
+      <w:lvlJc w:val="left"/>
       <w:pPr>
         <w:tabs>
           <w:tab w:val="num" w:pos="0"/>
         </w:tabs>
-        <w:ind w:start="0" w:hanging="0"/>
+        <w:ind w:left="0" w:firstLine="0"/>
       </w:pPr>
     </w:lvl>
   </w:abstractNum>
-  <w:num w:numId="1">
+  <w:num w:numId="1" w16cid:durableId="1749496866">
+    <w:abstractNumId w:val="0"/>
+  </w:num>
+  <w:num w:numId="2" w16cid:durableId="526525818">
     <w:abstractNumId w:val="1"/>
-  </w:num>
-  <w:num w:numId="2">
-    <w:abstractNumId w:val="2"/>
   </w:num>
 </w:numbering>
 </file>
 
 <file path=word/styles.xml><?xml version="1.0" encoding="utf-8"?>
-<w:styles xmlns:w="http://schemas.openxmlformats.org/wordprocessingml/2006/main" xmlns:w14="http://schemas.microsoft.com/office/word/2010/wordml" xmlns:mc="http://schemas.openxmlformats.org/markup-compatibility/2006" mc:Ignorable="w14">
+<w:styles xmlns:mc="http://schemas.openxmlformats.org/markup-compatibility/2006" xmlns:r="http://schemas.openxmlformats.org/officeDocument/2006/relationships" xmlns:w="http://schemas.openxmlformats.org/wordprocessingml/2006/main" xmlns:w14="http://schemas.microsoft.com/office/word/2010/wordml" xmlns:w15="http://schemas.microsoft.com/office/word/2012/wordml" xmlns:w16cex="http://schemas.microsoft.com/office/word/2018/wordml/cex" xmlns:w16cid="http://schemas.microsoft.com/office/word/2016/wordml/cid" xmlns:w16="http://schemas.microsoft.com/office/word/2018/wordml" xmlns:w16du="http://schemas.microsoft.com/office/word/2023/wordml/word16du" xmlns:w16sdtdh="http://schemas.microsoft.com/office/word/2020/wordml/sdtdatahash" xmlns:w16sdtfl="http://schemas.microsoft.com/office/word/2024/wordml/sdtformatlock" xmlns:w16se="http://schemas.microsoft.com/office/word/2015/wordml/symex" mc:Ignorable="w14 w15 w16se w16cid w16 w16cex w16sdtdh w16sdtfl w16du">
   <w:docDefaults>
     <w:rPrDefault>
       <w:rPr>
-        <w:rFonts w:ascii="Liberation Serif" w:hAnsi="Liberation Serif" w:eastAsia="NSimSun" w:cs="Lucida Sans"/>
+        <w:rFonts w:ascii="Liberation Serif" w:eastAsia="NSimSun" w:hAnsi="Liberation Serif" w:cs="Lucida Sans"/>
         <w:kern w:val="2"/>
         <w:sz w:val="24"/>
         <w:szCs w:val="24"/>
@@ -3369,21 +3053,21 @@
     </w:rPrDefault>
     <w:pPrDefault>
       <w:pPr>
-        <w:suppressAutoHyphens w:val="true"/>
+        <w:suppressAutoHyphens/>
       </w:pPr>
     </w:pPrDefault>
   </w:docDefaults>
   <w:latentStyles w:defLockedState="0" w:defUIPriority="99" w:defSemiHidden="0" w:defUnhideWhenUsed="0" w:defQFormat="0" w:count="376">
     <w:lsdException w:name="Normal" w:uiPriority="0" w:qFormat="1"/>
     <w:lsdException w:name="heading 1" w:uiPriority="9" w:qFormat="1"/>
-    <w:lsdException w:name="heading 2" w:uiPriority="9" w:semiHidden="1" w:unhideWhenUsed="1" w:qFormat="1"/>
-    <w:lsdException w:name="heading 3" w:uiPriority="9" w:semiHidden="1" w:unhideWhenUsed="1" w:qFormat="1"/>
-    <w:lsdException w:name="heading 4" w:uiPriority="9" w:semiHidden="1" w:unhideWhenUsed="1" w:qFormat="1"/>
-    <w:lsdException w:name="heading 5" w:uiPriority="9" w:semiHidden="1" w:unhideWhenUsed="1" w:qFormat="1"/>
-    <w:lsdException w:name="heading 6" w:uiPriority="9" w:semiHidden="1" w:unhideWhenUsed="1" w:qFormat="1"/>
-    <w:lsdException w:name="heading 7" w:uiPriority="9" w:semiHidden="1" w:unhideWhenUsed="1" w:qFormat="1"/>
-    <w:lsdException w:name="heading 8" w:uiPriority="9" w:semiHidden="1" w:unhideWhenUsed="1" w:qFormat="1"/>
-    <w:lsdException w:name="heading 9" w:uiPriority="9" w:semiHidden="1" w:unhideWhenUsed="1" w:qFormat="1"/>
+    <w:lsdException w:name="heading 2" w:semiHidden="1" w:uiPriority="9" w:unhideWhenUsed="1" w:qFormat="1"/>
+    <w:lsdException w:name="heading 3" w:semiHidden="1" w:uiPriority="9" w:unhideWhenUsed="1" w:qFormat="1"/>
+    <w:lsdException w:name="heading 4" w:semiHidden="1" w:uiPriority="9" w:unhideWhenUsed="1" w:qFormat="1"/>
+    <w:lsdException w:name="heading 5" w:semiHidden="1" w:uiPriority="9" w:unhideWhenUsed="1" w:qFormat="1"/>
+    <w:lsdException w:name="heading 6" w:semiHidden="1" w:uiPriority="9" w:unhideWhenUsed="1" w:qFormat="1"/>
+    <w:lsdException w:name="heading 7" w:semiHidden="1" w:uiPriority="9" w:unhideWhenUsed="1" w:qFormat="1"/>
+    <w:lsdException w:name="heading 8" w:semiHidden="1" w:uiPriority="9" w:unhideWhenUsed="1" w:qFormat="1"/>
+    <w:lsdException w:name="heading 9" w:semiHidden="1" w:uiPriority="9" w:unhideWhenUsed="1" w:qFormat="1"/>
     <w:lsdException w:name="index 1" w:semiHidden="1" w:unhideWhenUsed="1"/>
     <w:lsdException w:name="index 2" w:semiHidden="1" w:unhideWhenUsed="1"/>
     <w:lsdException w:name="index 3" w:semiHidden="1" w:unhideWhenUsed="1"/>
@@ -3393,22 +3077,22 @@
     <w:lsdException w:name="index 7" w:semiHidden="1" w:unhideWhenUsed="1"/>
     <w:lsdException w:name="index 8" w:semiHidden="1" w:unhideWhenUsed="1"/>
     <w:lsdException w:name="index 9" w:semiHidden="1" w:unhideWhenUsed="1"/>
-    <w:lsdException w:name="toc 1" w:uiPriority="39" w:semiHidden="1" w:unhideWhenUsed="1"/>
-    <w:lsdException w:name="toc 2" w:uiPriority="39" w:semiHidden="1" w:unhideWhenUsed="1"/>
-    <w:lsdException w:name="toc 3" w:uiPriority="39" w:semiHidden="1" w:unhideWhenUsed="1"/>
-    <w:lsdException w:name="toc 4" w:uiPriority="39" w:semiHidden="1" w:unhideWhenUsed="1"/>
-    <w:lsdException w:name="toc 5" w:uiPriority="39" w:semiHidden="1" w:unhideWhenUsed="1"/>
-    <w:lsdException w:name="toc 6" w:uiPriority="39" w:semiHidden="1" w:unhideWhenUsed="1"/>
-    <w:lsdException w:name="toc 7" w:uiPriority="39" w:semiHidden="1" w:unhideWhenUsed="1"/>
-    <w:lsdException w:name="toc 8" w:uiPriority="39" w:semiHidden="1" w:unhideWhenUsed="1"/>
-    <w:lsdException w:name="toc 9" w:uiPriority="39" w:semiHidden="1" w:unhideWhenUsed="1"/>
+    <w:lsdException w:name="toc 1" w:semiHidden="1" w:uiPriority="39" w:unhideWhenUsed="1"/>
+    <w:lsdException w:name="toc 2" w:semiHidden="1" w:uiPriority="39" w:unhideWhenUsed="1"/>
+    <w:lsdException w:name="toc 3" w:semiHidden="1" w:uiPriority="39" w:unhideWhenUsed="1"/>
+    <w:lsdException w:name="toc 4" w:semiHidden="1" w:uiPriority="39" w:unhideWhenUsed="1"/>
+    <w:lsdException w:name="toc 5" w:semiHidden="1" w:uiPriority="39" w:unhideWhenUsed="1"/>
+    <w:lsdException w:name="toc 6" w:semiHidden="1" w:uiPriority="39" w:unhideWhenUsed="1"/>
+    <w:lsdException w:name="toc 7" w:semiHidden="1" w:uiPriority="39" w:unhideWhenUsed="1"/>
+    <w:lsdException w:name="toc 8" w:semiHidden="1" w:uiPriority="39" w:unhideWhenUsed="1"/>
+    <w:lsdException w:name="toc 9" w:semiHidden="1" w:uiPriority="39" w:unhideWhenUsed="1"/>
     <w:lsdException w:name="Normal Indent" w:semiHidden="1" w:unhideWhenUsed="1"/>
     <w:lsdException w:name="footnote text" w:semiHidden="1" w:unhideWhenUsed="1"/>
     <w:lsdException w:name="annotation text" w:semiHidden="1" w:unhideWhenUsed="1"/>
     <w:lsdException w:name="header" w:semiHidden="1" w:unhideWhenUsed="1"/>
     <w:lsdException w:name="footer" w:semiHidden="1" w:unhideWhenUsed="1"/>
     <w:lsdException w:name="index heading" w:semiHidden="1" w:unhideWhenUsed="1"/>
-    <w:lsdException w:name="caption" w:uiPriority="35" w:semiHidden="1" w:unhideWhenUsed="1" w:qFormat="1"/>
+    <w:lsdException w:name="caption" w:semiHidden="1" w:uiPriority="35" w:unhideWhenUsed="1" w:qFormat="1"/>
     <w:lsdException w:name="table of figures" w:semiHidden="1" w:unhideWhenUsed="1"/>
     <w:lsdException w:name="envelope address" w:semiHidden="1" w:unhideWhenUsed="1"/>
     <w:lsdException w:name="envelope return" w:semiHidden="1" w:unhideWhenUsed="1"/>
@@ -3439,7 +3123,7 @@
     <w:lsdException w:name="Title" w:uiPriority="10" w:qFormat="1"/>
     <w:lsdException w:name="Closing" w:semiHidden="1" w:unhideWhenUsed="1"/>
     <w:lsdException w:name="Signature" w:semiHidden="1" w:unhideWhenUsed="1"/>
-    <w:lsdException w:name="Default Paragraph Font" w:uiPriority="1" w:semiHidden="1" w:unhideWhenUsed="1"/>
+    <w:lsdException w:name="Default Paragraph Font" w:semiHidden="1" w:uiPriority="1" w:unhideWhenUsed="1"/>
     <w:lsdException w:name="Body Text" w:semiHidden="1" w:unhideWhenUsed="1"/>
     <w:lsdException w:name="Body Text Indent" w:semiHidden="1" w:unhideWhenUsed="1"/>
     <w:lsdException w:name="List Continue" w:semiHidden="1" w:unhideWhenUsed="1"/>
@@ -3639,8 +3323,8 @@
     <w:lsdException w:name="Subtle Reference" w:uiPriority="31" w:qFormat="1"/>
     <w:lsdException w:name="Intense Reference" w:uiPriority="32" w:qFormat="1"/>
     <w:lsdException w:name="Book Title" w:uiPriority="33" w:qFormat="1"/>
-    <w:lsdException w:name="Bibliography" w:uiPriority="37" w:semiHidden="1" w:unhideWhenUsed="1"/>
-    <w:lsdException w:name="TOC Heading" w:uiPriority="39" w:semiHidden="1" w:unhideWhenUsed="1" w:qFormat="1"/>
+    <w:lsdException w:name="Bibliography" w:semiHidden="1" w:uiPriority="37" w:unhideWhenUsed="1"/>
+    <w:lsdException w:name="TOC Heading" w:semiHidden="1" w:uiPriority="39" w:unhideWhenUsed="1" w:qFormat="1"/>
     <w:lsdException w:name="Plain Table 1" w:uiPriority="41"/>
     <w:lsdException w:name="Plain Table 2" w:uiPriority="42"/>
     <w:lsdException w:name="Plain Table 3" w:uiPriority="43"/>
@@ -3751,74 +3435,79 @@
     <w:lsdException w:name="Unresolved Mention" w:semiHidden="1" w:unhideWhenUsed="1"/>
     <w:lsdException w:name="Smart Link" w:semiHidden="1" w:unhideWhenUsed="1"/>
   </w:latentStyles>
-  <w:style w:type="paragraph" w:styleId="Normal" w:default="1">
+  <w:style w:type="paragraph" w:default="1" w:styleId="a">
     <w:name w:val="Normal"/>
     <w:qFormat/>
-    <w:pPr>
-      <w:widowControl/>
-      <w:suppressAutoHyphens w:val="true"/>
-      <w:bidi w:val="0"/>
-      <w:spacing w:before="0" w:after="0"/>
-      <w:jc w:val="start"/>
-    </w:pPr>
     <w:rPr>
-      <w:rFonts w:ascii="Times New Roman" w:hAnsi="Times New Roman" w:eastAsia="NSimSun" w:cs="Lucida Sans"/>
-      <w:color w:val="auto"/>
-      <w:kern w:val="2"/>
+      <w:rFonts w:ascii="Times New Roman" w:hAnsi="Times New Roman"/>
       <w:sz w:val="28"/>
-      <w:szCs w:val="24"/>
-      <w:lang w:val="ru-RU" w:eastAsia="zh-CN" w:bidi="hi-IN"/>
     </w:rPr>
   </w:style>
-  <w:style w:type="character" w:styleId="DefaultParagraphFont" w:default="1">
+  <w:style w:type="character" w:default="1" w:styleId="a0">
     <w:name w:val="Default Paragraph Font"/>
     <w:uiPriority w:val="1"/>
     <w:semiHidden/>
     <w:unhideWhenUsed/>
-    <w:qFormat/>
-    <w:rPr/>
   </w:style>
-  <w:style w:type="character" w:styleId="Style14" w:customStyle="1">
+  <w:style w:type="table" w:default="1" w:styleId="a1">
+    <w:name w:val="Normal Table"/>
+    <w:uiPriority w:val="99"/>
+    <w:semiHidden/>
+    <w:unhideWhenUsed/>
+    <w:tblPr>
+      <w:tblInd w:w="0" w:type="dxa"/>
+      <w:tblCellMar>
+        <w:top w:w="0" w:type="dxa"/>
+        <w:left w:w="108" w:type="dxa"/>
+        <w:bottom w:w="0" w:type="dxa"/>
+        <w:right w:w="108" w:type="dxa"/>
+      </w:tblCellMar>
+    </w:tblPr>
+  </w:style>
+  <w:style w:type="numbering" w:default="1" w:styleId="a2">
+    <w:name w:val="No List"/>
+    <w:uiPriority w:val="99"/>
+    <w:semiHidden/>
+    <w:unhideWhenUsed/>
+  </w:style>
+  <w:style w:type="character" w:customStyle="1" w:styleId="a3">
     <w:name w:val="Маркеры"/>
     <w:qFormat/>
     <w:rPr>
-      <w:rFonts w:ascii="OpenSymbol" w:hAnsi="OpenSymbol" w:eastAsia="OpenSymbol" w:cs="OpenSymbol"/>
+      <w:rFonts w:ascii="OpenSymbol" w:eastAsia="OpenSymbol" w:hAnsi="OpenSymbol" w:cs="OpenSymbol"/>
     </w:rPr>
   </w:style>
-  <w:style w:type="paragraph" w:styleId="Style15">
-    <w:name w:val="Заголовок"/>
-    <w:basedOn w:val="Normal"/>
-    <w:next w:val="BodyText"/>
+  <w:style w:type="paragraph" w:styleId="a4">
+    <w:name w:val="Title"/>
+    <w:basedOn w:val="a"/>
+    <w:next w:val="a5"/>
+    <w:uiPriority w:val="10"/>
     <w:qFormat/>
     <w:pPr>
-      <w:keepNext w:val="true"/>
+      <w:keepNext/>
       <w:spacing w:before="240" w:after="120"/>
     </w:pPr>
     <w:rPr>
-      <w:rFonts w:ascii="Liberation Sans" w:hAnsi="Liberation Sans" w:eastAsia="Microsoft YaHei" w:cs="Lucida Sans"/>
-      <w:sz w:val="28"/>
+      <w:rFonts w:ascii="Liberation Sans" w:eastAsia="Microsoft YaHei" w:hAnsi="Liberation Sans"/>
       <w:szCs w:val="28"/>
     </w:rPr>
   </w:style>
-  <w:style w:type="paragraph" w:styleId="BodyText">
+  <w:style w:type="paragraph" w:styleId="a5">
     <w:name w:val="Body Text"/>
-    <w:basedOn w:val="Normal"/>
+    <w:basedOn w:val="a"/>
     <w:pPr>
-      <w:spacing w:lineRule="auto" w:line="360"/>
+      <w:spacing w:line="360" w:lineRule="auto"/>
       <w:ind w:firstLine="709"/>
       <w:jc w:val="both"/>
     </w:pPr>
-    <w:rPr/>
   </w:style>
-  <w:style w:type="paragraph" w:styleId="List">
+  <w:style w:type="paragraph" w:styleId="a6">
     <w:name w:val="List"/>
-    <w:basedOn w:val="BodyText"/>
-    <w:pPr/>
-    <w:rPr/>
+    <w:basedOn w:val="a5"/>
   </w:style>
-  <w:style w:type="paragraph" w:styleId="Caption">
+  <w:style w:type="paragraph" w:styleId="a7">
     <w:name w:val="caption"/>
-    <w:basedOn w:val="Normal"/>
+    <w:basedOn w:val="a"/>
     <w:qFormat/>
     <w:pPr>
       <w:suppressLineNumbers/>
@@ -3828,89 +3517,60 @@
       <w:iCs/>
     </w:rPr>
   </w:style>
-  <w:style w:type="paragraph" w:styleId="Style16">
-    <w:name w:val="Указатель"/>
-    <w:basedOn w:val="Normal"/>
+  <w:style w:type="paragraph" w:styleId="a8">
+    <w:name w:val="index heading"/>
+    <w:basedOn w:val="a"/>
     <w:qFormat/>
     <w:pPr>
       <w:suppressLineNumbers/>
     </w:pPr>
-    <w:rPr>
-      <w:rFonts w:cs="Lucida Sans"/>
-    </w:rPr>
   </w:style>
-  <w:style w:type="paragraph" w:styleId="user" w:customStyle="1">
+  <w:style w:type="paragraph" w:customStyle="1" w:styleId="user">
     <w:name w:val="Заголовок (user)"/>
-    <w:basedOn w:val="Normal"/>
-    <w:next w:val="BodyText"/>
+    <w:basedOn w:val="a"/>
+    <w:next w:val="a5"/>
     <w:qFormat/>
     <w:pPr>
-      <w:keepNext w:val="true"/>
+      <w:keepNext/>
       <w:spacing w:before="240" w:after="120"/>
     </w:pPr>
     <w:rPr>
-      <w:rFonts w:ascii="Liberation Sans" w:hAnsi="Liberation Sans" w:eastAsia="Microsoft YaHei"/>
+      <w:rFonts w:ascii="Liberation Sans" w:eastAsia="Microsoft YaHei" w:hAnsi="Liberation Sans"/>
       <w:szCs w:val="28"/>
     </w:rPr>
   </w:style>
-  <w:style w:type="paragraph" w:styleId="user1" w:customStyle="1">
+  <w:style w:type="paragraph" w:customStyle="1" w:styleId="user0">
     <w:name w:val="Указатель (user)"/>
-    <w:basedOn w:val="Normal"/>
+    <w:basedOn w:val="a"/>
     <w:qFormat/>
     <w:pPr>
       <w:suppressLineNumbers/>
     </w:pPr>
-    <w:rPr/>
   </w:style>
-  <w:style w:type="paragraph" w:styleId="Title">
-    <w:name w:val="Title"/>
-    <w:basedOn w:val="Normal"/>
-    <w:next w:val="BodyText"/>
-    <w:uiPriority w:val="10"/>
-    <w:qFormat/>
-    <w:pPr>
-      <w:keepNext w:val="true"/>
-      <w:spacing w:before="240" w:after="120"/>
-    </w:pPr>
-    <w:rPr>
-      <w:rFonts w:ascii="Liberation Sans" w:hAnsi="Liberation Sans" w:eastAsia="Microsoft YaHei"/>
-      <w:szCs w:val="28"/>
-    </w:rPr>
-  </w:style>
-  <w:style w:type="paragraph" w:styleId="IndexHeading">
-    <w:name w:val="index heading"/>
-    <w:basedOn w:val="Normal"/>
-    <w:qFormat/>
-    <w:pPr>
-      <w:suppressLineNumbers/>
-    </w:pPr>
-    <w:rPr/>
-  </w:style>
-  <w:style w:type="paragraph" w:styleId="Style17" w:customStyle="1">
+  <w:style w:type="paragraph" w:customStyle="1" w:styleId="a9">
     <w:name w:val="Рисунок"/>
-    <w:basedOn w:val="Caption"/>
+    <w:basedOn w:val="a7"/>
     <w:qFormat/>
     <w:pPr>
       <w:spacing w:before="0" w:after="119"/>
       <w:jc w:val="center"/>
     </w:pPr>
-    <w:rPr/>
   </w:style>
-  <w:style w:type="paragraph" w:styleId="Style18" w:customStyle="1">
+  <w:style w:type="paragraph" w:customStyle="1" w:styleId="aa">
     <w:name w:val="Содержимое таблицы"/>
-    <w:basedOn w:val="Normal"/>
+    <w:basedOn w:val="a"/>
     <w:qFormat/>
     <w:pPr>
-      <w:widowControl w:val="false"/>
+      <w:widowControl w:val="0"/>
       <w:suppressLineNumbers/>
     </w:pPr>
     <w:rPr>
       <w:sz w:val="24"/>
     </w:rPr>
   </w:style>
-  <w:style w:type="paragraph" w:styleId="Style19" w:customStyle="1">
+  <w:style w:type="paragraph" w:customStyle="1" w:styleId="ab">
     <w:name w:val="Заголовок таблицы"/>
-    <w:basedOn w:val="Style18"/>
+    <w:basedOn w:val="aa"/>
     <w:qFormat/>
     <w:pPr>
       <w:jc w:val="center"/>
@@ -3918,35 +3578,31 @@
     <w:rPr>
       <w:b/>
       <w:bCs/>
-      <w:sz w:val="24"/>
     </w:rPr>
   </w:style>
-  <w:style w:type="paragraph" w:styleId="Style20" w:customStyle="1">
+  <w:style w:type="paragraph" w:customStyle="1" w:styleId="ac">
     <w:name w:val="Таблица"/>
-    <w:basedOn w:val="Caption"/>
+    <w:basedOn w:val="a7"/>
     <w:qFormat/>
     <w:pPr>
-      <w:keepNext w:val="true"/>
+      <w:keepNext/>
       <w:spacing w:before="119" w:after="119"/>
     </w:pPr>
-    <w:rPr/>
   </w:style>
-  <w:style w:type="paragraph" w:styleId="user2">
+  <w:style w:type="paragraph" w:customStyle="1" w:styleId="user1">
     <w:name w:val="Содержимое таблицы (user)"/>
-    <w:basedOn w:val="Normal"/>
+    <w:basedOn w:val="a"/>
     <w:qFormat/>
     <w:pPr>
-      <w:widowControl w:val="false"/>
+      <w:widowControl w:val="0"/>
       <w:suppressLineNumbers/>
     </w:pPr>
-    <w:rPr/>
   </w:style>
-  <w:style w:type="paragraph" w:styleId="user3">
+  <w:style w:type="paragraph" w:customStyle="1" w:styleId="user2">
     <w:name w:val="Заголовок таблицы (user)"/>
-    <w:basedOn w:val="user2"/>
+    <w:basedOn w:val="user1"/>
     <w:qFormat/>
     <w:pPr>
-      <w:suppressLineNumbers/>
       <w:jc w:val="center"/>
     </w:pPr>
     <w:rPr>
@@ -3954,32 +3610,18 @@
       <w:bCs/>
     </w:rPr>
   </w:style>
-  <w:style w:type="numbering" w:styleId="user4" w:default="1">
+  <w:style w:type="numbering" w:customStyle="1" w:styleId="user3">
     <w:name w:val="Без списка (user)"/>
     <w:uiPriority w:val="99"/>
     <w:semiHidden/>
     <w:unhideWhenUsed/>
     <w:qFormat/>
   </w:style>
-  <w:style w:type="table" w:default="1" w:styleId="a1">
-    <w:name w:val="Normal Table"/>
-    <w:uiPriority w:val="99"/>
-    <w:semiHidden/>
-    <w:unhideWhenUsed/>
-    <w:tblPr>
-      <w:tblCellMar>
-        <w:top w:w="0" w:type="dxa"/>
-        <w:left w:w="108" w:type="dxa"/>
-        <w:bottom w:w="0" w:type="dxa"/>
-        <w:right w:w="108" w:type="dxa"/>
-      </w:tblCellMar>
-    </w:tblPr>
-  </w:style>
 </w:styles>
 </file>
 
 <file path=word/theme/theme1.xml><?xml version="1.0" encoding="utf-8"?>
-<a:theme xmlns:a="http://schemas.openxmlformats.org/drawingml/2006/main" xmlns:r="http://schemas.openxmlformats.org/officeDocument/2006/relationships" name="Office">
+<a:theme xmlns:a="http://schemas.openxmlformats.org/drawingml/2006/main" name="Office">
   <a:themeElements>
     <a:clrScheme name="LibreOffice">
       <a:dk1>
@@ -4021,14 +3663,14 @@
     </a:clrScheme>
     <a:fontScheme name="Office">
       <a:majorFont>
-        <a:latin typeface="Arial" pitchFamily="0" charset="1"/>
-        <a:ea typeface="DejaVu Sans" pitchFamily="0" charset="1"/>
-        <a:cs typeface="DejaVu Sans" pitchFamily="0" charset="1"/>
+        <a:latin typeface="Arial"/>
+        <a:ea typeface="DejaVu Sans"/>
+        <a:cs typeface="DejaVu Sans"/>
       </a:majorFont>
       <a:minorFont>
-        <a:latin typeface="Arial" pitchFamily="0" charset="1"/>
-        <a:ea typeface="DejaVu Sans" pitchFamily="0" charset="1"/>
-        <a:cs typeface="DejaVu Sans" pitchFamily="0" charset="1"/>
+        <a:latin typeface="Arial"/>
+        <a:ea typeface="DejaVu Sans"/>
+        <a:cs typeface="DejaVu Sans"/>
       </a:minorFont>
     </a:fontScheme>
     <a:fmtScheme>
@@ -4081,5 +3723,7 @@
       </a:bgFillStyleLst>
     </a:fmtScheme>
   </a:themeElements>
+  <a:objectDefaults/>
+  <a:extraClrSchemeLst/>
 </a:theme>
 </file>